--- a/deger_kaybi_asil_alacak_ve_ferileri_odendi.docx
+++ b/deger_kaybi_asil_alacak_ve_ferileri_odendi.docx
@@ -69,10 +69,55 @@
           <w:b/>
           <w:bCs/>
         </w:rPr>
-        <w:t>{{kaza_tarihi}}</w:t>
-      </w:r>
-      <w:r>
-        <w:t xml:space="preserve"> tarihinde karıştığı kaza sonucunda başvuru sahibine ait araçta oluşan değer kaybının tazmin edilmesi talebine ilişkindir.</w:t>
+        <w:t>{{</w:t>
+      </w:r>
+      <w:proofErr w:type="spellStart"/>
+      <w:r>
+        <w:rPr>
+          <w:b/>
+          <w:bCs/>
+        </w:rPr>
+        <w:t>kaza_tarihi</w:t>
+      </w:r>
+      <w:proofErr w:type="spellEnd"/>
+      <w:r>
+        <w:rPr>
+          <w:b/>
+          <w:bCs/>
+        </w:rPr>
+        <w:t>}}</w:t>
+      </w:r>
+      <w:r>
+        <w:t xml:space="preserve"> tarihinde karıştığı kaza sonucunda başvuru sahibine ait araçta oluşan </w:t>
+      </w:r>
+      <w:r>
+        <w:rPr>
+          <w:b/>
+          <w:bCs/>
+        </w:rPr>
+        <w:t>{{</w:t>
+      </w:r>
+      <w:proofErr w:type="spellStart"/>
+      <w:r>
+        <w:rPr>
+          <w:b/>
+          <w:bCs/>
+        </w:rPr>
+        <w:t>uyusmazlik_konusu_eki</w:t>
+      </w:r>
+      <w:proofErr w:type="spellEnd"/>
+      <w:r>
+        <w:rPr>
+          <w:b/>
+          <w:bCs/>
+        </w:rPr>
+        <w:t>}}</w:t>
+      </w:r>
+      <w:r>
+        <w:t xml:space="preserve"> </w:t>
+      </w:r>
+      <w:r>
+        <w:t>tazmin edilmesi talebine ilişkindir.</w:t>
       </w:r>
     </w:p>
     <w:p>
@@ -196,6 +241,7 @@
         </w:rPr>
         <w:t>{{</w:t>
       </w:r>
+      <w:proofErr w:type="spellStart"/>
       <w:r>
         <w:rPr>
           <w:b/>
@@ -203,6 +249,7 @@
         </w:rPr>
         <w:t>dava_degeri</w:t>
       </w:r>
+      <w:proofErr w:type="spellEnd"/>
       <w:r>
         <w:rPr>
           <w:b/>
@@ -234,6 +281,7 @@
         </w:rPr>
         <w:t>{{</w:t>
       </w:r>
+      <w:proofErr w:type="spellStart"/>
       <w:r>
         <w:rPr>
           <w:b/>
@@ -241,6 +289,7 @@
         </w:rPr>
         <w:t>talep_edilen_faiz</w:t>
       </w:r>
+      <w:proofErr w:type="spellEnd"/>
       <w:r>
         <w:rPr>
           <w:b/>
@@ -267,7 +316,35 @@
         <w:rPr>
           <w:lang w:eastAsia="en-US"/>
         </w:rPr>
-        <w:t>Vekaletname ile birlikte iddialarına dayanak olarak da, poliçe sureti, hasar ekspertiz raporu, onarım faturası, hasarlı araç fotoğrafları, kaza tespit tutanağı, araç ruhsatı ve sair deliller sunulmuştur.</w:t>
+        <w:t xml:space="preserve">Vekaletname </w:t>
+      </w:r>
+      <w:proofErr w:type="gramStart"/>
+      <w:r>
+        <w:rPr>
+          <w:lang w:eastAsia="en-US"/>
+        </w:rPr>
+        <w:t>ile birlikte</w:t>
+      </w:r>
+      <w:proofErr w:type="gramEnd"/>
+      <w:r>
+        <w:rPr>
+          <w:lang w:eastAsia="en-US"/>
+        </w:rPr>
+        <w:t xml:space="preserve"> iddialarına dayanak olarak </w:t>
+      </w:r>
+      <w:proofErr w:type="gramStart"/>
+      <w:r>
+        <w:rPr>
+          <w:lang w:eastAsia="en-US"/>
+        </w:rPr>
+        <w:t>da,</w:t>
+      </w:r>
+      <w:proofErr w:type="gramEnd"/>
+      <w:r>
+        <w:rPr>
+          <w:lang w:eastAsia="en-US"/>
+        </w:rPr>
+        <w:t xml:space="preserve"> poliçe sureti, hasar ekspertiz raporu, onarım faturası, hasarlı araç fotoğrafları, kaza tespit tutanağı, araç ruhsatı ve sair deliller sunulmuştur.</w:t>
       </w:r>
     </w:p>
     <w:p>
@@ -318,6 +395,7 @@
         </w:rPr>
         <w:t>{{</w:t>
       </w:r>
+      <w:proofErr w:type="spellStart"/>
       <w:r>
         <w:rPr>
           <w:b/>
@@ -332,6 +410,7 @@
         </w:rPr>
         <w:t>ne_sigortali_arac_plakasi</w:t>
       </w:r>
+      <w:proofErr w:type="spellEnd"/>
       <w:r>
         <w:rPr>
           <w:b/>
@@ -355,6 +434,7 @@
         </w:rPr>
         <w:t>{{</w:t>
       </w:r>
+      <w:proofErr w:type="spellStart"/>
       <w:r>
         <w:rPr>
           <w:b/>
@@ -369,6 +449,7 @@
         </w:rPr>
         <w:t>_cevabi</w:t>
       </w:r>
+      <w:proofErr w:type="spellEnd"/>
       <w:r>
         <w:rPr>
           <w:b/>
@@ -382,12 +463,20 @@
         <w:spacing w:before="120" w:after="120"/>
         <w:jc w:val="both"/>
       </w:pPr>
-      <w:bookmarkStart w:id="3" w:name="_Hlk114744963"/>
-      <w:bookmarkStart w:id="4" w:name="_Hlk162263747"/>
-      <w:r>
-        <w:t>Kabul anlamına gelmemek üzere, tazminat hesabının Genel Şartlara göre yapılması gerektiği, müvekkil şirketin yasal faizden sorumlu olacağı, AAÜT’ye göre hesaplanacak vekalet ücretinin 1/5’i oranında olması gerektiği belirtilerek, başvuru talebin reddi ile vekalet ve yargılama giderlerinin karşı tarafa yükletilmesini talep ve beyan edilmiş</w:t>
-      </w:r>
-      <w:bookmarkEnd w:id="4"/>
+      <w:bookmarkStart w:id="3" w:name="_Hlk162263747"/>
+      <w:bookmarkStart w:id="4" w:name="_Hlk114744963"/>
+      <w:r>
+        <w:t xml:space="preserve">Kabul anlamına gelmemek üzere, tazminat hesabının Genel Şartlara göre yapılması gerektiği, müvekkil şirketin yasal faizden sorumlu olacağı, </w:t>
+      </w:r>
+      <w:proofErr w:type="spellStart"/>
+      <w:r>
+        <w:t>AAÜT’ye</w:t>
+      </w:r>
+      <w:proofErr w:type="spellEnd"/>
+      <w:r>
+        <w:t xml:space="preserve"> göre hesaplanacak vekalet ücretinin 1/5’i oranında olması gerektiği belirtilerek, başvuru talebin reddi ile vekalet ve yargılama giderlerinin karşı tarafa yükletilmesini talep ve beyan edilmiş</w:t>
+      </w:r>
+      <w:bookmarkEnd w:id="3"/>
       <w:r>
         <w:t>tir.</w:t>
       </w:r>
@@ -404,10 +493,38 @@
         <w:rPr>
           <w:lang w:eastAsia="en-US"/>
         </w:rPr>
-        <w:t>Vekaletname ile birlikte iddialara dayanak olarak da, poliçe sureti, ödeme dekontu, ekspertiz raporu ve sair deliller dosyaya sunulmuştur.</w:t>
-      </w:r>
-    </w:p>
-    <w:bookmarkEnd w:id="3"/>
+        <w:t xml:space="preserve">Vekaletname </w:t>
+      </w:r>
+      <w:proofErr w:type="gramStart"/>
+      <w:r>
+        <w:rPr>
+          <w:lang w:eastAsia="en-US"/>
+        </w:rPr>
+        <w:t>ile birlikte</w:t>
+      </w:r>
+      <w:proofErr w:type="gramEnd"/>
+      <w:r>
+        <w:rPr>
+          <w:lang w:eastAsia="en-US"/>
+        </w:rPr>
+        <w:t xml:space="preserve"> iddialara dayanak olarak </w:t>
+      </w:r>
+      <w:proofErr w:type="gramStart"/>
+      <w:r>
+        <w:rPr>
+          <w:lang w:eastAsia="en-US"/>
+        </w:rPr>
+        <w:t>da,</w:t>
+      </w:r>
+      <w:proofErr w:type="gramEnd"/>
+      <w:r>
+        <w:rPr>
+          <w:lang w:eastAsia="en-US"/>
+        </w:rPr>
+        <w:t xml:space="preserve"> poliçe sureti, ödeme dekontu, ekspertiz raporu ve sair deliller dosyaya sunulmuştur.</w:t>
+      </w:r>
+    </w:p>
+    <w:bookmarkEnd w:id="4"/>
     <w:p>
       <w:pPr>
         <w:pStyle w:val="ListeParagraf"/>
@@ -499,6 +616,7 @@
         </w:rPr>
         <w:t>{{</w:t>
       </w:r>
+      <w:proofErr w:type="spellStart"/>
       <w:r>
         <w:rPr>
           <w:b/>
@@ -506,6 +624,7 @@
         </w:rPr>
         <w:t>sigorta_sirketine_sigortali_arac_kusur_orani</w:t>
       </w:r>
+      <w:proofErr w:type="spellEnd"/>
       <w:r>
         <w:rPr>
           <w:b/>
@@ -538,7 +657,31 @@
         <w:jc w:val="both"/>
       </w:pPr>
       <w:r>
-        <w:t xml:space="preserve">2918 Sayılı Karayolları Trafik Kanunu’nun 85’nci maddesinde karayolunda işletilen araçlara ilişkin olarak işletenin sorumluluğu düzenlenmiştir. Söz konusu maddenin birinci fıkrasında “Bir motorlu aracın işletilmesi bir kimsenin ölümüne veya yaralanmasına yahut bir şeyin zarara uğramasına sebep olursa, motorlu aracın bir teşebbüsün unvanı veya işletme adı altında veya bu teşebbüs tarafından kesilen biletle işletilmesi halinde, motorlu aracın işleteni ve bağlı olduğu teşebbüsün sahibi, doğan zarardan müştereken ve müteselsilen sorumlu olurlar” hükmü düzenlenmiştir. Yine aynı Kanunun 91’nci maddesi, 85’inci maddesinde yer alan işletenin sorumluluğunun sigortacıya devrini öngörmüştür.  </w:t>
+        <w:t xml:space="preserve">2918 Sayılı Karayolları Trafik Kanunu’nun </w:t>
+      </w:r>
+      <w:proofErr w:type="gramStart"/>
+      <w:r>
+        <w:t>85’nci</w:t>
+      </w:r>
+      <w:proofErr w:type="gramEnd"/>
+      <w:r>
+        <w:t xml:space="preserve"> maddesinde karayolunda işletilen araçlara ilişkin olarak işletenin sorumluluğu düzenlenmiştir. Söz konusu maddenin birinci fıkrasında “Bir motorlu aracın işletilmesi bir kimsenin ölümüne veya yaralanmasına yahut bir şeyin zarara uğramasına sebep olursa, motorlu aracın bir teşebbüsün unvanı veya işletme adı altında veya bu teşebbüs tarafından kesilen biletle işletilmesi halinde, motorlu aracın işleteni ve bağlı olduğu teşebbüsün sahibi, doğan zarardan müştereken ve </w:t>
+      </w:r>
+      <w:proofErr w:type="spellStart"/>
+      <w:r>
+        <w:t>müteselsilen</w:t>
+      </w:r>
+      <w:proofErr w:type="spellEnd"/>
+      <w:r>
+        <w:t xml:space="preserve"> sorumlu olurlar” hükmü düzenlenmiştir. Yine aynı Kanunun </w:t>
+      </w:r>
+      <w:proofErr w:type="gramStart"/>
+      <w:r>
+        <w:t>91’nci</w:t>
+      </w:r>
+      <w:proofErr w:type="gramEnd"/>
+      <w:r>
+        <w:t xml:space="preserve"> maddesi, 85’inci maddesinde yer alan işletenin sorumluluğunun sigortacıya devrini öngörmüştür.  </w:t>
       </w:r>
     </w:p>
     <w:p>
@@ -591,6 +734,7 @@
         </w:rPr>
         <w:t>{{</w:t>
       </w:r>
+      <w:proofErr w:type="spellStart"/>
       <w:r>
         <w:rPr>
           <w:b/>
@@ -598,6 +742,7 @@
         </w:rPr>
         <w:t>basvuru_sahibine_ait_arac_plakasi</w:t>
       </w:r>
+      <w:proofErr w:type="spellEnd"/>
       <w:r>
         <w:rPr>
           <w:b/>
@@ -636,6 +781,7 @@
         </w:rPr>
         <w:t>{{</w:t>
       </w:r>
+      <w:proofErr w:type="spellStart"/>
       <w:r>
         <w:rPr>
           <w:b/>
@@ -650,6 +796,7 @@
         </w:rPr>
         <w:t>deger_kaybi_tutari</w:t>
       </w:r>
+      <w:proofErr w:type="spellEnd"/>
       <w:r>
         <w:rPr>
           <w:b/>
@@ -676,6 +823,7 @@
         </w:rPr>
         <w:t>{{</w:t>
       </w:r>
+      <w:proofErr w:type="spellStart"/>
       <w:r>
         <w:rPr>
           <w:b/>
@@ -683,6 +831,7 @@
         </w:rPr>
         <w:t>davalı_sigorta_sirketi_unvani</w:t>
       </w:r>
+      <w:proofErr w:type="spellEnd"/>
       <w:r>
         <w:rPr>
           <w:b/>
@@ -703,6 +852,7 @@
         </w:rPr>
         <w:t>{{</w:t>
       </w:r>
+      <w:proofErr w:type="spellStart"/>
       <w:r>
         <w:rPr>
           <w:b/>
@@ -717,6 +867,7 @@
         </w:rPr>
         <w:t>arihi</w:t>
       </w:r>
+      <w:proofErr w:type="spellEnd"/>
       <w:r>
         <w:rPr>
           <w:b/>
@@ -737,20 +888,15 @@
         </w:rPr>
         <w:t>{{</w:t>
       </w:r>
-      <w:r>
-        <w:rPr>
-          <w:b/>
-          <w:bCs/>
-        </w:rPr>
-        <w:t>davali_sigorta_sirketi_deger_kaybi_ödeme_t</w:t>
-      </w:r>
-      <w:r>
-        <w:rPr>
-          <w:b/>
-          <w:bCs/>
-        </w:rPr>
-        <w:t>utari</w:t>
-      </w:r>
+      <w:proofErr w:type="spellStart"/>
+      <w:r>
+        <w:rPr>
+          <w:b/>
+          <w:bCs/>
+        </w:rPr>
+        <w:t>davali_sigorta_sirketi_deger_kaybi_ödeme_tutari</w:t>
+      </w:r>
+      <w:proofErr w:type="spellEnd"/>
       <w:r>
         <w:rPr>
           <w:b/>
@@ -802,298 +948,321 @@
         <w:rPr>
           <w:highlight w:val="green"/>
         </w:rPr>
-        <w:t xml:space="preserve">bilirkişi </w:t>
+        <w:t>bilirkişi raporu doğrultunda yapılacak</w:t>
+      </w:r>
+      <w:r>
+        <w:t xml:space="preserve"> ödemeye ilişkin beyan sunulmuş, başvuru sahibi vekili tarafından ise dava değeri </w:t>
+      </w:r>
+      <w:r>
+        <w:rPr>
+          <w:rFonts w:asciiTheme="minorHAnsi" w:eastAsiaTheme="minorHAnsi" w:hAnsiTheme="minorHAnsi" w:cstheme="minorBidi"/>
+          <w:b/>
+          <w:bCs/>
+          <w:kern w:val="2"/>
+          <w:sz w:val="22"/>
+          <w:szCs w:val="22"/>
+          <w:lang w:eastAsia="en-US"/>
+        </w:rPr>
+        <w:t>{{</w:t>
+      </w:r>
+      <w:proofErr w:type="spellStart"/>
+      <w:r>
+        <w:rPr>
+          <w:rFonts w:asciiTheme="minorHAnsi" w:eastAsiaTheme="minorHAnsi" w:hAnsiTheme="minorHAnsi" w:cstheme="minorBidi"/>
+          <w:b/>
+          <w:bCs/>
+          <w:kern w:val="2"/>
+          <w:sz w:val="22"/>
+          <w:szCs w:val="22"/>
+          <w:lang w:eastAsia="en-US"/>
+        </w:rPr>
+        <w:t>basvuru_sahibi_islah_tutari</w:t>
+      </w:r>
+      <w:proofErr w:type="spellEnd"/>
+      <w:r>
+        <w:rPr>
+          <w:rFonts w:asciiTheme="minorHAnsi" w:eastAsiaTheme="minorHAnsi" w:hAnsiTheme="minorHAnsi" w:cstheme="minorBidi"/>
+          <w:b/>
+          <w:bCs/>
+          <w:kern w:val="2"/>
+          <w:sz w:val="22"/>
+          <w:szCs w:val="22"/>
+          <w:lang w:eastAsia="en-US"/>
+        </w:rPr>
+        <w:t>}}</w:t>
+      </w:r>
+      <w:r>
+        <w:rPr>
+          <w:rFonts w:asciiTheme="minorHAnsi" w:eastAsiaTheme="minorHAnsi" w:hAnsiTheme="minorHAnsi" w:cstheme="minorBidi"/>
+          <w:b/>
+          <w:bCs/>
+          <w:kern w:val="2"/>
+          <w:sz w:val="22"/>
+          <w:szCs w:val="22"/>
+          <w:lang w:eastAsia="en-US"/>
+        </w:rPr>
+        <w:t xml:space="preserve"> </w:t>
+      </w:r>
+      <w:r>
+        <w:t>TL olarak ıslah edilmiştir.</w:t>
+      </w:r>
+    </w:p>
+    <w:p>
+      <w:pPr>
+        <w:spacing w:before="120" w:after="120"/>
+        <w:jc w:val="both"/>
+      </w:pPr>
+      <w:r>
+        <w:t>Davalı Şirket tarafından sunulan ek beyan ile; konu dosyada bilirkişi raporu ile tespit edilen </w:t>
+      </w:r>
+      <w:r>
+        <w:rPr>
+          <w:rFonts w:asciiTheme="minorHAnsi" w:eastAsiaTheme="minorHAnsi" w:hAnsiTheme="minorHAnsi" w:cstheme="minorBidi"/>
+          <w:b/>
+          <w:bCs/>
+          <w:kern w:val="2"/>
+          <w:sz w:val="22"/>
+          <w:szCs w:val="22"/>
+          <w:lang w:eastAsia="en-US"/>
+        </w:rPr>
+        <w:t>{{</w:t>
+      </w:r>
+      <w:proofErr w:type="spellStart"/>
+      <w:r>
+        <w:rPr>
+          <w:rFonts w:asciiTheme="minorHAnsi" w:eastAsiaTheme="minorHAnsi" w:hAnsiTheme="minorHAnsi" w:cstheme="minorBidi"/>
+          <w:b/>
+          <w:bCs/>
+          <w:kern w:val="2"/>
+          <w:sz w:val="22"/>
+          <w:szCs w:val="22"/>
+          <w:lang w:eastAsia="en-US"/>
+        </w:rPr>
+        <w:t>davali_sigorta_sirketi_tarafından_odenen_asıl_alacak</w:t>
+      </w:r>
+      <w:proofErr w:type="spellEnd"/>
+      <w:r>
+        <w:rPr>
+          <w:rFonts w:asciiTheme="minorHAnsi" w:eastAsiaTheme="minorHAnsi" w:hAnsiTheme="minorHAnsi" w:cstheme="minorBidi"/>
+          <w:b/>
+          <w:bCs/>
+          <w:kern w:val="2"/>
+          <w:sz w:val="22"/>
+          <w:szCs w:val="22"/>
+          <w:lang w:eastAsia="en-US"/>
+        </w:rPr>
+        <w:t>}}</w:t>
+      </w:r>
+      <w:r>
+        <w:rPr>
+          <w:rFonts w:asciiTheme="minorHAnsi" w:eastAsiaTheme="minorHAnsi" w:hAnsiTheme="minorHAnsi" w:cstheme="minorBidi"/>
+          <w:b/>
+          <w:bCs/>
+          <w:kern w:val="2"/>
+          <w:sz w:val="22"/>
+          <w:szCs w:val="22"/>
+          <w:lang w:eastAsia="en-US"/>
+        </w:rPr>
+        <w:t xml:space="preserve"> </w:t>
+      </w:r>
+      <w:r>
+        <w:t xml:space="preserve">TL değer kaybı, </w:t>
+      </w:r>
+      <w:r>
+        <w:rPr>
+          <w:rFonts w:asciiTheme="minorHAnsi" w:eastAsiaTheme="minorHAnsi" w:hAnsiTheme="minorHAnsi" w:cstheme="minorBidi"/>
+          <w:b/>
+          <w:bCs/>
+          <w:kern w:val="2"/>
+          <w:sz w:val="22"/>
+          <w:szCs w:val="22"/>
+          <w:lang w:eastAsia="en-US"/>
+        </w:rPr>
+        <w:t>{{</w:t>
+      </w:r>
+      <w:r>
+        <w:rPr>
+          <w:rFonts w:asciiTheme="minorHAnsi" w:eastAsiaTheme="minorHAnsi" w:hAnsiTheme="minorHAnsi" w:cstheme="minorBidi"/>
+          <w:b/>
+          <w:bCs/>
+          <w:kern w:val="2"/>
+          <w:sz w:val="22"/>
+          <w:szCs w:val="22"/>
+          <w:lang w:eastAsia="en-US"/>
+        </w:rPr>
+        <w:t>davali_sigorta_sirketi_tarafından_odenen_asıl_alacak_net_vekalet_ucreti</w:t>
+      </w:r>
+      <w:r>
+        <w:rPr>
+          <w:rFonts w:asciiTheme="minorHAnsi" w:eastAsiaTheme="minorHAnsi" w:hAnsiTheme="minorHAnsi" w:cstheme="minorBidi"/>
+          <w:b/>
+          <w:bCs/>
+          <w:kern w:val="2"/>
+          <w:sz w:val="22"/>
+          <w:szCs w:val="22"/>
+          <w:lang w:eastAsia="en-US"/>
+        </w:rPr>
+        <w:t>}}</w:t>
+      </w:r>
+      <w:r>
+        <w:rPr>
+          <w:rFonts w:asciiTheme="minorHAnsi" w:eastAsiaTheme="minorHAnsi" w:hAnsiTheme="minorHAnsi" w:cstheme="minorBidi"/>
+          <w:b/>
+          <w:bCs/>
+          <w:kern w:val="2"/>
+          <w:sz w:val="22"/>
+          <w:szCs w:val="22"/>
+          <w:lang w:eastAsia="en-US"/>
+        </w:rPr>
+        <w:t xml:space="preserve"> </w:t>
+      </w:r>
+      <w:r>
+        <w:t>TL vekalet ücreti (</w:t>
+      </w:r>
+      <w:proofErr w:type="spellStart"/>
+      <w:r>
+        <w:t>Stp</w:t>
+      </w:r>
+      <w:proofErr w:type="spellEnd"/>
+      <w:r>
+        <w:t xml:space="preserve"> ve KDV tevkifat kesintisi sonrası), </w:t>
+      </w:r>
+      <w:r>
+        <w:rPr>
+          <w:rFonts w:asciiTheme="minorHAnsi" w:eastAsiaTheme="minorHAnsi" w:hAnsiTheme="minorHAnsi" w:cstheme="minorBidi"/>
+          <w:b/>
+          <w:bCs/>
+          <w:kern w:val="2"/>
+          <w:sz w:val="22"/>
+          <w:szCs w:val="22"/>
+          <w:lang w:eastAsia="en-US"/>
+        </w:rPr>
+        <w:t>{{</w:t>
+      </w:r>
+      <w:r>
+        <w:rPr>
+          <w:rFonts w:asciiTheme="minorHAnsi" w:eastAsiaTheme="minorHAnsi" w:hAnsiTheme="minorHAnsi" w:cstheme="minorBidi"/>
+          <w:b/>
+          <w:bCs/>
+          <w:kern w:val="2"/>
+          <w:sz w:val="22"/>
+          <w:szCs w:val="22"/>
+          <w:lang w:eastAsia="en-US"/>
+        </w:rPr>
+        <w:t>davali_sigorta_sirketi_tarafından_odenen_asıl_alacak_yargilama_gideri</w:t>
+      </w:r>
+      <w:r>
+        <w:rPr>
+          <w:rFonts w:asciiTheme="minorHAnsi" w:eastAsiaTheme="minorHAnsi" w:hAnsiTheme="minorHAnsi" w:cstheme="minorBidi"/>
+          <w:b/>
+          <w:bCs/>
+          <w:kern w:val="2"/>
+          <w:sz w:val="22"/>
+          <w:szCs w:val="22"/>
+          <w:lang w:eastAsia="en-US"/>
+        </w:rPr>
+        <w:t>}}</w:t>
+      </w:r>
+      <w:r>
+        <w:t xml:space="preserve"> </w:t>
+      </w:r>
+      <w:r>
+        <w:t xml:space="preserve">TL yargılama gideri </w:t>
+      </w:r>
+      <w:r>
+        <w:rPr>
+          <w:highlight w:val="cyan"/>
+        </w:rPr>
+        <w:t>(ekspertiz ücreti dahil),</w:t>
+      </w:r>
+      <w:r>
+        <w:t xml:space="preserve"> </w:t>
+      </w:r>
+      <w:r>
+        <w:rPr>
+          <w:rFonts w:asciiTheme="minorHAnsi" w:eastAsiaTheme="minorHAnsi" w:hAnsiTheme="minorHAnsi" w:cstheme="minorBidi"/>
+          <w:b/>
+          <w:bCs/>
+          <w:kern w:val="2"/>
+          <w:sz w:val="22"/>
+          <w:szCs w:val="22"/>
+          <w:lang w:eastAsia="en-US"/>
+        </w:rPr>
+        <w:t>{{</w:t>
+      </w:r>
+      <w:r>
+        <w:rPr>
+          <w:rFonts w:asciiTheme="minorHAnsi" w:eastAsiaTheme="minorHAnsi" w:hAnsiTheme="minorHAnsi" w:cstheme="minorBidi"/>
+          <w:b/>
+          <w:bCs/>
+          <w:kern w:val="2"/>
+          <w:sz w:val="22"/>
+          <w:szCs w:val="22"/>
+          <w:lang w:eastAsia="en-US"/>
+        </w:rPr>
+        <w:t>davali_sigorta_sirketi_tarafından_odenen_asıl_alacak_yargilama_faizi</w:t>
+      </w:r>
+      <w:r>
+        <w:rPr>
+          <w:rFonts w:asciiTheme="minorHAnsi" w:eastAsiaTheme="minorHAnsi" w:hAnsiTheme="minorHAnsi" w:cstheme="minorBidi"/>
+          <w:b/>
+          <w:bCs/>
+          <w:kern w:val="2"/>
+          <w:sz w:val="22"/>
+          <w:szCs w:val="22"/>
+          <w:lang w:eastAsia="en-US"/>
+        </w:rPr>
+        <w:t>}}</w:t>
+      </w:r>
+      <w:r>
+        <w:t xml:space="preserve"> </w:t>
+      </w:r>
+      <w:r>
+        <w:t>TL faiz olmak üzere toplam </w:t>
       </w:r>
       <w:r>
         <w:rPr>
           <w:highlight w:val="green"/>
         </w:rPr>
-        <w:t>raporu doğrultunda</w:t>
+        <w:t>******</w:t>
+      </w:r>
+      <w:r>
+        <w:t xml:space="preserve"> TL tazminatın ödendiği belirtilerek dosya hakkında karar verilmesine yer olmadığına karar verilmesi talep edilmiş, ödeme dekont</w:t>
       </w:r>
       <w:r>
         <w:rPr>
           <w:highlight w:val="green"/>
         </w:rPr>
-        <w:t xml:space="preserve"> yapılacak</w:t>
-      </w:r>
-      <w:r>
-        <w:t xml:space="preserve"> ödemeye ilişkin beyan sunulmuş, başvuru sahibi vekili tarafından ise dava değeri </w:t>
-      </w:r>
-      <w:r>
-        <w:rPr>
-          <w:rFonts w:asciiTheme="minorHAnsi" w:eastAsiaTheme="minorHAnsi" w:hAnsiTheme="minorHAnsi" w:cstheme="minorBidi"/>
-          <w:b/>
-          <w:bCs/>
-          <w:kern w:val="2"/>
-          <w:sz w:val="22"/>
-          <w:szCs w:val="22"/>
-          <w:lang w:eastAsia="en-US"/>
-        </w:rPr>
-        <w:t>{{basvuru_sahibi_islah_tutari}}</w:t>
-      </w:r>
-      <w:r>
-        <w:rPr>
-          <w:rFonts w:asciiTheme="minorHAnsi" w:eastAsiaTheme="minorHAnsi" w:hAnsiTheme="minorHAnsi" w:cstheme="minorBidi"/>
-          <w:b/>
-          <w:bCs/>
-          <w:kern w:val="2"/>
-          <w:sz w:val="22"/>
-          <w:szCs w:val="22"/>
-          <w:lang w:eastAsia="en-US"/>
-        </w:rPr>
-        <w:t xml:space="preserve"> </w:t>
-      </w:r>
-      <w:r>
-        <w:t>TL olarak ıslah edilmiştir.</w:t>
-      </w:r>
-    </w:p>
-    <w:p>
-      <w:pPr>
-        <w:spacing w:before="120" w:after="120"/>
-        <w:jc w:val="both"/>
-      </w:pPr>
-      <w:r>
-        <w:t>Davalı Şirket tarafından sunulan ek beyan ile; konu dosyada bilirkişi raporu ile tespit edilen </w:t>
-      </w:r>
-      <w:r>
-        <w:rPr>
-          <w:rFonts w:asciiTheme="minorHAnsi" w:eastAsiaTheme="minorHAnsi" w:hAnsiTheme="minorHAnsi" w:cstheme="minorBidi"/>
-          <w:b/>
-          <w:bCs/>
-          <w:kern w:val="2"/>
-          <w:sz w:val="22"/>
-          <w:szCs w:val="22"/>
-          <w:lang w:eastAsia="en-US"/>
-        </w:rPr>
-        <w:t>{{</w:t>
-      </w:r>
-      <w:r>
-        <w:rPr>
-          <w:rFonts w:asciiTheme="minorHAnsi" w:eastAsiaTheme="minorHAnsi" w:hAnsiTheme="minorHAnsi" w:cstheme="minorBidi"/>
-          <w:b/>
-          <w:bCs/>
-          <w:kern w:val="2"/>
-          <w:sz w:val="22"/>
-          <w:szCs w:val="22"/>
-          <w:lang w:eastAsia="en-US"/>
-        </w:rPr>
-        <w:t>davali_sigorta_sirketi_tarafından_odenen_asıl_alacak</w:t>
-      </w:r>
-      <w:r>
-        <w:rPr>
-          <w:rFonts w:asciiTheme="minorHAnsi" w:eastAsiaTheme="minorHAnsi" w:hAnsiTheme="minorHAnsi" w:cstheme="minorBidi"/>
-          <w:b/>
-          <w:bCs/>
-          <w:kern w:val="2"/>
-          <w:sz w:val="22"/>
-          <w:szCs w:val="22"/>
-          <w:lang w:eastAsia="en-US"/>
-        </w:rPr>
-        <w:t>}}</w:t>
-      </w:r>
-      <w:r>
-        <w:rPr>
-          <w:rFonts w:asciiTheme="minorHAnsi" w:eastAsiaTheme="minorHAnsi" w:hAnsiTheme="minorHAnsi" w:cstheme="minorBidi"/>
-          <w:b/>
-          <w:bCs/>
-          <w:kern w:val="2"/>
-          <w:sz w:val="22"/>
-          <w:szCs w:val="22"/>
-          <w:lang w:eastAsia="en-US"/>
-        </w:rPr>
-        <w:t xml:space="preserve"> </w:t>
-      </w:r>
-      <w:r>
-        <w:t xml:space="preserve">TL değer kaybı, </w:t>
-      </w:r>
-      <w:r>
-        <w:rPr>
-          <w:rFonts w:asciiTheme="minorHAnsi" w:eastAsiaTheme="minorHAnsi" w:hAnsiTheme="minorHAnsi" w:cstheme="minorBidi"/>
-          <w:b/>
-          <w:bCs/>
-          <w:kern w:val="2"/>
-          <w:sz w:val="22"/>
-          <w:szCs w:val="22"/>
-          <w:lang w:eastAsia="en-US"/>
-        </w:rPr>
-        <w:t>{{</w:t>
-      </w:r>
-      <w:r>
-        <w:rPr>
-          <w:rFonts w:asciiTheme="minorHAnsi" w:eastAsiaTheme="minorHAnsi" w:hAnsiTheme="minorHAnsi" w:cstheme="minorBidi"/>
-          <w:b/>
-          <w:bCs/>
-          <w:kern w:val="2"/>
-          <w:sz w:val="22"/>
-          <w:szCs w:val="22"/>
-          <w:lang w:eastAsia="en-US"/>
-        </w:rPr>
-        <w:t>davali_sigorta_sirketi_tarafından_odenen_asıl_alacak_net_vekalet_ucreti</w:t>
-      </w:r>
-      <w:r>
-        <w:rPr>
-          <w:rFonts w:asciiTheme="minorHAnsi" w:eastAsiaTheme="minorHAnsi" w:hAnsiTheme="minorHAnsi" w:cstheme="minorBidi"/>
-          <w:b/>
-          <w:bCs/>
-          <w:kern w:val="2"/>
-          <w:sz w:val="22"/>
-          <w:szCs w:val="22"/>
-          <w:lang w:eastAsia="en-US"/>
-        </w:rPr>
-        <w:t>}}</w:t>
-      </w:r>
-      <w:r>
-        <w:rPr>
-          <w:rFonts w:asciiTheme="minorHAnsi" w:eastAsiaTheme="minorHAnsi" w:hAnsiTheme="minorHAnsi" w:cstheme="minorBidi"/>
-          <w:b/>
-          <w:bCs/>
-          <w:kern w:val="2"/>
-          <w:sz w:val="22"/>
-          <w:szCs w:val="22"/>
-          <w:lang w:eastAsia="en-US"/>
-        </w:rPr>
-        <w:t xml:space="preserve"> </w:t>
-      </w:r>
-      <w:r>
-        <w:t xml:space="preserve">TL vekalet ücreti (Stp ve KDV tevkifat kesintisi sonrası), </w:t>
-      </w:r>
-      <w:r>
-        <w:rPr>
-          <w:rFonts w:asciiTheme="minorHAnsi" w:eastAsiaTheme="minorHAnsi" w:hAnsiTheme="minorHAnsi" w:cstheme="minorBidi"/>
-          <w:b/>
-          <w:bCs/>
-          <w:kern w:val="2"/>
-          <w:sz w:val="22"/>
-          <w:szCs w:val="22"/>
-          <w:lang w:eastAsia="en-US"/>
-        </w:rPr>
-        <w:t>{{</w:t>
-      </w:r>
-      <w:r>
-        <w:rPr>
-          <w:rFonts w:asciiTheme="minorHAnsi" w:eastAsiaTheme="minorHAnsi" w:hAnsiTheme="minorHAnsi" w:cstheme="minorBidi"/>
-          <w:b/>
-          <w:bCs/>
-          <w:kern w:val="2"/>
-          <w:sz w:val="22"/>
-          <w:szCs w:val="22"/>
-          <w:lang w:eastAsia="en-US"/>
-        </w:rPr>
-        <w:t>davali_sigorta_sirketi_tarafından_odenen_asıl_alacak_yargilama_gideri</w:t>
-      </w:r>
-      <w:r>
-        <w:rPr>
-          <w:rFonts w:asciiTheme="minorHAnsi" w:eastAsiaTheme="minorHAnsi" w:hAnsiTheme="minorHAnsi" w:cstheme="minorBidi"/>
-          <w:b/>
-          <w:bCs/>
-          <w:kern w:val="2"/>
-          <w:sz w:val="22"/>
-          <w:szCs w:val="22"/>
-          <w:lang w:eastAsia="en-US"/>
-        </w:rPr>
-        <w:t>}}</w:t>
-      </w:r>
-      <w:r>
-        <w:t xml:space="preserve"> </w:t>
-      </w:r>
-      <w:r>
-        <w:t xml:space="preserve">TL yargılama gideri </w:t>
-      </w:r>
+        <w:t>ları</w:t>
+      </w:r>
+      <w:r>
+        <w:t> dosyaya sunulmuştur.</w:t>
+      </w:r>
+    </w:p>
+    <w:p>
+      <w:pPr>
+        <w:spacing w:before="120" w:after="120"/>
+        <w:jc w:val="both"/>
+        <w:rPr>
+          <w:rFonts w:asciiTheme="minorHAnsi" w:eastAsiaTheme="minorHAnsi" w:hAnsiTheme="minorHAnsi" w:cstheme="minorBidi"/>
+          <w:b/>
+          <w:bCs/>
+          <w:kern w:val="2"/>
+          <w:sz w:val="22"/>
+          <w:szCs w:val="22"/>
+          <w:lang w:eastAsia="en-US"/>
+        </w:rPr>
+      </w:pPr>
+    </w:p>
+    <w:p>
+      <w:pPr>
+        <w:spacing w:before="120" w:after="120"/>
+        <w:jc w:val="both"/>
+      </w:pPr>
       <w:r>
         <w:rPr>
           <w:highlight w:val="cyan"/>
         </w:rPr>
-        <w:t>(ekspertiz ücreti dahil),</w:t>
-      </w:r>
-      <w:r>
-        <w:t xml:space="preserve"> </w:t>
-      </w:r>
-      <w:r>
-        <w:rPr>
-          <w:rFonts w:asciiTheme="minorHAnsi" w:eastAsiaTheme="minorHAnsi" w:hAnsiTheme="minorHAnsi" w:cstheme="minorBidi"/>
-          <w:b/>
-          <w:bCs/>
-          <w:kern w:val="2"/>
-          <w:sz w:val="22"/>
-          <w:szCs w:val="22"/>
-          <w:lang w:eastAsia="en-US"/>
-        </w:rPr>
-        <w:t>{{</w:t>
-      </w:r>
-      <w:r>
-        <w:rPr>
-          <w:rFonts w:asciiTheme="minorHAnsi" w:eastAsiaTheme="minorHAnsi" w:hAnsiTheme="minorHAnsi" w:cstheme="minorBidi"/>
-          <w:b/>
-          <w:bCs/>
-          <w:kern w:val="2"/>
-          <w:sz w:val="22"/>
-          <w:szCs w:val="22"/>
-          <w:lang w:eastAsia="en-US"/>
-        </w:rPr>
-        <w:t>davali_sigorta_sirketi_tarafından_odenen_asıl_alacak_yargilama_faizi</w:t>
-      </w:r>
-      <w:r>
-        <w:rPr>
-          <w:rFonts w:asciiTheme="minorHAnsi" w:eastAsiaTheme="minorHAnsi" w:hAnsiTheme="minorHAnsi" w:cstheme="minorBidi"/>
-          <w:b/>
-          <w:bCs/>
-          <w:kern w:val="2"/>
-          <w:sz w:val="22"/>
-          <w:szCs w:val="22"/>
-          <w:lang w:eastAsia="en-US"/>
-        </w:rPr>
-        <w:t>}}</w:t>
-      </w:r>
-      <w:r>
-        <w:t xml:space="preserve"> </w:t>
-      </w:r>
-      <w:r>
-        <w:t>TL faiz olmak üzere toplam </w:t>
-      </w:r>
-      <w:r>
-        <w:rPr>
-          <w:highlight w:val="green"/>
-        </w:rPr>
-        <w:t>******</w:t>
-      </w:r>
-      <w:r>
-        <w:t xml:space="preserve"> TL tazminatın ödendiği belirtilerek dosya hakkında karar verilmesine yer olmadığına karar verilmesi talep edilmiş, ödeme dekont</w:t>
-      </w:r>
-      <w:r>
-        <w:rPr>
-          <w:highlight w:val="green"/>
-        </w:rPr>
-        <w:t>ları</w:t>
-      </w:r>
-      <w:r>
-        <w:t> dosyaya sunulmuştur.</w:t>
-      </w:r>
-    </w:p>
-    <w:p>
-      <w:pPr>
-        <w:spacing w:before="120" w:after="120"/>
-        <w:jc w:val="both"/>
-        <w:rPr>
-          <w:rFonts w:asciiTheme="minorHAnsi" w:eastAsiaTheme="minorHAnsi" w:hAnsiTheme="minorHAnsi" w:cstheme="minorBidi"/>
-          <w:b/>
-          <w:bCs/>
-          <w:kern w:val="2"/>
-          <w:sz w:val="22"/>
-          <w:szCs w:val="22"/>
-          <w:lang w:eastAsia="en-US"/>
-        </w:rPr>
-      </w:pPr>
-    </w:p>
-    <w:p>
-      <w:pPr>
-        <w:spacing w:before="120" w:after="120"/>
-        <w:jc w:val="both"/>
-      </w:pPr>
-      <w:r>
-        <w:rPr>
-          <w:highlight w:val="cyan"/>
-        </w:rPr>
-        <w:lastRenderedPageBreak/>
         <w:t>Bilirkişi raporu ayrıntılı, gerekçeli ve denetime elverişli olmakla itirazlar yerinde görülmemiş ve rapordaki tespit ve hesap miktarına itibar edilerek karar vermek gerekmiştir.</w:t>
       </w:r>
     </w:p>
@@ -1114,7 +1283,23 @@
           <w:b/>
           <w:bCs/>
         </w:rPr>
-        <w:t>{{kaza_tarihi}}</w:t>
+        <w:t>{{</w:t>
+      </w:r>
+      <w:proofErr w:type="spellStart"/>
+      <w:r>
+        <w:rPr>
+          <w:b/>
+          <w:bCs/>
+        </w:rPr>
+        <w:t>kaza_tarihi</w:t>
+      </w:r>
+      <w:proofErr w:type="spellEnd"/>
+      <w:r>
+        <w:rPr>
+          <w:b/>
+          <w:bCs/>
+        </w:rPr>
+        <w:t>}}</w:t>
       </w:r>
       <w:r>
         <w:t xml:space="preserve"> </w:t>
@@ -1233,7 +1418,15 @@
         </w:rPr>
       </w:pPr>
       <w:r>
-        <w:t xml:space="preserve">5684 sayılı Sigortacılık Kanunu’nun 30’ncu maddesine istinaden </w:t>
+        <w:t xml:space="preserve">5684 sayılı Sigortacılık Kanunu’nun </w:t>
+      </w:r>
+      <w:proofErr w:type="gramStart"/>
+      <w:r>
+        <w:t>30’ncu</w:t>
+      </w:r>
+      <w:proofErr w:type="gramEnd"/>
+      <w:r>
+        <w:t xml:space="preserve"> maddesine istinaden </w:t>
       </w:r>
       <w:r>
         <w:rPr>
@@ -1271,7 +1464,33 @@
           <w:szCs w:val="22"/>
           <w:lang w:eastAsia="en-US"/>
         </w:rPr>
-        <w:t>{{kaza_tarihi}}</w:t>
+        <w:t>{{</w:t>
+      </w:r>
+      <w:proofErr w:type="spellStart"/>
+      <w:r>
+        <w:rPr>
+          <w:rFonts w:asciiTheme="minorHAnsi" w:eastAsiaTheme="minorHAnsi" w:hAnsiTheme="minorHAnsi" w:cstheme="minorBidi"/>
+          <w:b/>
+          <w:bCs/>
+          <w:kern w:val="2"/>
+          <w:sz w:val="22"/>
+          <w:szCs w:val="22"/>
+          <w:lang w:eastAsia="en-US"/>
+        </w:rPr>
+        <w:t>kaza_tarihi</w:t>
+      </w:r>
+      <w:proofErr w:type="spellEnd"/>
+      <w:r>
+        <w:rPr>
+          <w:rFonts w:asciiTheme="minorHAnsi" w:eastAsiaTheme="minorHAnsi" w:hAnsiTheme="minorHAnsi" w:cstheme="minorBidi"/>
+          <w:b/>
+          <w:bCs/>
+          <w:kern w:val="2"/>
+          <w:sz w:val="22"/>
+          <w:szCs w:val="22"/>
+          <w:lang w:eastAsia="en-US"/>
+        </w:rPr>
+        <w:t>}}</w:t>
       </w:r>
     </w:p>
     <w:p>
@@ -1297,7 +1516,33 @@
           <w:szCs w:val="22"/>
           <w:lang w:eastAsia="en-US"/>
         </w:rPr>
-        <w:t>{{dava_degeri}}</w:t>
+        <w:t>{{</w:t>
+      </w:r>
+      <w:proofErr w:type="spellStart"/>
+      <w:r>
+        <w:rPr>
+          <w:rFonts w:asciiTheme="minorHAnsi" w:eastAsiaTheme="minorHAnsi" w:hAnsiTheme="minorHAnsi" w:cstheme="minorBidi"/>
+          <w:b/>
+          <w:bCs/>
+          <w:kern w:val="2"/>
+          <w:sz w:val="22"/>
+          <w:szCs w:val="22"/>
+          <w:lang w:eastAsia="en-US"/>
+        </w:rPr>
+        <w:t>dava_degeri</w:t>
+      </w:r>
+      <w:proofErr w:type="spellEnd"/>
+      <w:r>
+        <w:rPr>
+          <w:rFonts w:asciiTheme="minorHAnsi" w:eastAsiaTheme="minorHAnsi" w:hAnsiTheme="minorHAnsi" w:cstheme="minorBidi"/>
+          <w:b/>
+          <w:bCs/>
+          <w:kern w:val="2"/>
+          <w:sz w:val="22"/>
+          <w:szCs w:val="22"/>
+          <w:lang w:eastAsia="en-US"/>
+        </w:rPr>
+        <w:t>}}</w:t>
       </w:r>
     </w:p>
     <w:p>
@@ -1323,7 +1568,33 @@
           <w:szCs w:val="22"/>
           <w:lang w:eastAsia="en-US"/>
         </w:rPr>
-        <w:t>{{talep_edilen_faiz}}</w:t>
+        <w:t>{{</w:t>
+      </w:r>
+      <w:proofErr w:type="spellStart"/>
+      <w:r>
+        <w:rPr>
+          <w:rFonts w:asciiTheme="minorHAnsi" w:eastAsiaTheme="minorHAnsi" w:hAnsiTheme="minorHAnsi" w:cstheme="minorBidi"/>
+          <w:b/>
+          <w:bCs/>
+          <w:kern w:val="2"/>
+          <w:sz w:val="22"/>
+          <w:szCs w:val="22"/>
+          <w:lang w:eastAsia="en-US"/>
+        </w:rPr>
+        <w:t>talep_edilen_faiz</w:t>
+      </w:r>
+      <w:proofErr w:type="spellEnd"/>
+      <w:r>
+        <w:rPr>
+          <w:rFonts w:asciiTheme="minorHAnsi" w:eastAsiaTheme="minorHAnsi" w:hAnsiTheme="minorHAnsi" w:cstheme="minorBidi"/>
+          <w:b/>
+          <w:bCs/>
+          <w:kern w:val="2"/>
+          <w:sz w:val="22"/>
+          <w:szCs w:val="22"/>
+          <w:lang w:eastAsia="en-US"/>
+        </w:rPr>
+        <w:t>}}</w:t>
       </w:r>
     </w:p>
     <w:p>
@@ -1349,7 +1620,33 @@
           <w:szCs w:val="22"/>
           <w:lang w:eastAsia="en-US"/>
         </w:rPr>
-        <w:t>{{sigorta_sirketi_cevabi}}</w:t>
+        <w:t>{{</w:t>
+      </w:r>
+      <w:proofErr w:type="spellStart"/>
+      <w:r>
+        <w:rPr>
+          <w:rFonts w:asciiTheme="minorHAnsi" w:eastAsiaTheme="minorHAnsi" w:hAnsiTheme="minorHAnsi" w:cstheme="minorBidi"/>
+          <w:b/>
+          <w:bCs/>
+          <w:kern w:val="2"/>
+          <w:sz w:val="22"/>
+          <w:szCs w:val="22"/>
+          <w:lang w:eastAsia="en-US"/>
+        </w:rPr>
+        <w:t>sigorta_sirketi_cevabi</w:t>
+      </w:r>
+      <w:proofErr w:type="spellEnd"/>
+      <w:r>
+        <w:rPr>
+          <w:rFonts w:asciiTheme="minorHAnsi" w:eastAsiaTheme="minorHAnsi" w:hAnsiTheme="minorHAnsi" w:cstheme="minorBidi"/>
+          <w:b/>
+          <w:bCs/>
+          <w:kern w:val="2"/>
+          <w:sz w:val="22"/>
+          <w:szCs w:val="22"/>
+          <w:lang w:eastAsia="en-US"/>
+        </w:rPr>
+        <w:t>}}</w:t>
       </w:r>
     </w:p>
     <w:p>
@@ -1375,7 +1672,33 @@
           <w:szCs w:val="22"/>
           <w:lang w:eastAsia="en-US"/>
         </w:rPr>
-        <w:t>{{sigorta_sirketine_sigortali_arac_plakasi}}</w:t>
+        <w:t>{{</w:t>
+      </w:r>
+      <w:proofErr w:type="spellStart"/>
+      <w:r>
+        <w:rPr>
+          <w:rFonts w:asciiTheme="minorHAnsi" w:eastAsiaTheme="minorHAnsi" w:hAnsiTheme="minorHAnsi" w:cstheme="minorBidi"/>
+          <w:b/>
+          <w:bCs/>
+          <w:kern w:val="2"/>
+          <w:sz w:val="22"/>
+          <w:szCs w:val="22"/>
+          <w:lang w:eastAsia="en-US"/>
+        </w:rPr>
+        <w:t>sigorta_sirketine_sigortali_arac_plakasi</w:t>
+      </w:r>
+      <w:proofErr w:type="spellEnd"/>
+      <w:r>
+        <w:rPr>
+          <w:rFonts w:asciiTheme="minorHAnsi" w:eastAsiaTheme="minorHAnsi" w:hAnsiTheme="minorHAnsi" w:cstheme="minorBidi"/>
+          <w:b/>
+          <w:bCs/>
+          <w:kern w:val="2"/>
+          <w:sz w:val="22"/>
+          <w:szCs w:val="22"/>
+          <w:lang w:eastAsia="en-US"/>
+        </w:rPr>
+        <w:t>}}</w:t>
       </w:r>
     </w:p>
     <w:p>
@@ -1401,7 +1724,33 @@
           <w:szCs w:val="22"/>
           <w:lang w:eastAsia="en-US"/>
         </w:rPr>
-        <w:t>{{sigorta_sirketine_sigortali_arac_kusur_orani}}</w:t>
+        <w:t>{{</w:t>
+      </w:r>
+      <w:proofErr w:type="spellStart"/>
+      <w:r>
+        <w:rPr>
+          <w:rFonts w:asciiTheme="minorHAnsi" w:eastAsiaTheme="minorHAnsi" w:hAnsiTheme="minorHAnsi" w:cstheme="minorBidi"/>
+          <w:b/>
+          <w:bCs/>
+          <w:kern w:val="2"/>
+          <w:sz w:val="22"/>
+          <w:szCs w:val="22"/>
+          <w:lang w:eastAsia="en-US"/>
+        </w:rPr>
+        <w:t>sigorta_sirketine_sigortali_arac_kusur_orani</w:t>
+      </w:r>
+      <w:proofErr w:type="spellEnd"/>
+      <w:r>
+        <w:rPr>
+          <w:rFonts w:asciiTheme="minorHAnsi" w:eastAsiaTheme="minorHAnsi" w:hAnsiTheme="minorHAnsi" w:cstheme="minorBidi"/>
+          <w:b/>
+          <w:bCs/>
+          <w:kern w:val="2"/>
+          <w:sz w:val="22"/>
+          <w:szCs w:val="22"/>
+          <w:lang w:eastAsia="en-US"/>
+        </w:rPr>
+        <w:t>}}</w:t>
       </w:r>
     </w:p>
     <w:p>
@@ -1427,7 +1776,33 @@
           <w:szCs w:val="22"/>
           <w:lang w:eastAsia="en-US"/>
         </w:rPr>
-        <w:t>{{basvuru_sahibine_ait_arac_plakasi}}</w:t>
+        <w:t>{{</w:t>
+      </w:r>
+      <w:proofErr w:type="spellStart"/>
+      <w:r>
+        <w:rPr>
+          <w:rFonts w:asciiTheme="minorHAnsi" w:eastAsiaTheme="minorHAnsi" w:hAnsiTheme="minorHAnsi" w:cstheme="minorBidi"/>
+          <w:b/>
+          <w:bCs/>
+          <w:kern w:val="2"/>
+          <w:sz w:val="22"/>
+          <w:szCs w:val="22"/>
+          <w:lang w:eastAsia="en-US"/>
+        </w:rPr>
+        <w:t>basvuru_sahibine_ait_arac_plakasi</w:t>
+      </w:r>
+      <w:proofErr w:type="spellEnd"/>
+      <w:r>
+        <w:rPr>
+          <w:rFonts w:asciiTheme="minorHAnsi" w:eastAsiaTheme="minorHAnsi" w:hAnsiTheme="minorHAnsi" w:cstheme="minorBidi"/>
+          <w:b/>
+          <w:bCs/>
+          <w:kern w:val="2"/>
+          <w:sz w:val="22"/>
+          <w:szCs w:val="22"/>
+          <w:lang w:eastAsia="en-US"/>
+        </w:rPr>
+        <w:t>}}</w:t>
       </w:r>
     </w:p>
     <w:p>
@@ -1453,7 +1828,33 @@
           <w:szCs w:val="22"/>
           <w:lang w:eastAsia="en-US"/>
         </w:rPr>
-        <w:t>{{bilirkişi_raporunda_tespit_edilen_deger_kaybi_tutari}}</w:t>
+        <w:t>{{</w:t>
+      </w:r>
+      <w:proofErr w:type="spellStart"/>
+      <w:r>
+        <w:rPr>
+          <w:rFonts w:asciiTheme="minorHAnsi" w:eastAsiaTheme="minorHAnsi" w:hAnsiTheme="minorHAnsi" w:cstheme="minorBidi"/>
+          <w:b/>
+          <w:bCs/>
+          <w:kern w:val="2"/>
+          <w:sz w:val="22"/>
+          <w:szCs w:val="22"/>
+          <w:lang w:eastAsia="en-US"/>
+        </w:rPr>
+        <w:t>bilirkişi_raporunda_tespit_edilen_deger_kaybi_tutari</w:t>
+      </w:r>
+      <w:proofErr w:type="spellEnd"/>
+      <w:r>
+        <w:rPr>
+          <w:rFonts w:asciiTheme="minorHAnsi" w:eastAsiaTheme="minorHAnsi" w:hAnsiTheme="minorHAnsi" w:cstheme="minorBidi"/>
+          <w:b/>
+          <w:bCs/>
+          <w:kern w:val="2"/>
+          <w:sz w:val="22"/>
+          <w:szCs w:val="22"/>
+          <w:lang w:eastAsia="en-US"/>
+        </w:rPr>
+        <w:t>}}</w:t>
       </w:r>
     </w:p>
     <w:p>
@@ -1479,24 +1880,66 @@
           <w:szCs w:val="22"/>
           <w:lang w:eastAsia="en-US"/>
         </w:rPr>
-        <w:t>{{davalı_sigorta_sirketi_unvani}}</w:t>
-      </w:r>
-    </w:p>
-    <w:p>
-      <w:pPr>
-        <w:spacing w:before="120" w:after="120"/>
-        <w:jc w:val="both"/>
-        <w:rPr>
-          <w:b/>
-          <w:bCs/>
-        </w:rPr>
-      </w:pPr>
-      <w:r>
-        <w:rPr>
-          <w:b/>
-          <w:bCs/>
-        </w:rPr>
-        <w:t>{{davali_sigorta_sirketi_deger_kaybi_ödeme_tarihi}}</w:t>
+        <w:t>{{</w:t>
+      </w:r>
+      <w:proofErr w:type="spellStart"/>
+      <w:r>
+        <w:rPr>
+          <w:rFonts w:asciiTheme="minorHAnsi" w:eastAsiaTheme="minorHAnsi" w:hAnsiTheme="minorHAnsi" w:cstheme="minorBidi"/>
+          <w:b/>
+          <w:bCs/>
+          <w:kern w:val="2"/>
+          <w:sz w:val="22"/>
+          <w:szCs w:val="22"/>
+          <w:lang w:eastAsia="en-US"/>
+        </w:rPr>
+        <w:t>davalı_sigorta_sirketi_unvani</w:t>
+      </w:r>
+      <w:proofErr w:type="spellEnd"/>
+      <w:r>
+        <w:rPr>
+          <w:rFonts w:asciiTheme="minorHAnsi" w:eastAsiaTheme="minorHAnsi" w:hAnsiTheme="minorHAnsi" w:cstheme="minorBidi"/>
+          <w:b/>
+          <w:bCs/>
+          <w:kern w:val="2"/>
+          <w:sz w:val="22"/>
+          <w:szCs w:val="22"/>
+          <w:lang w:eastAsia="en-US"/>
+        </w:rPr>
+        <w:t>}}</w:t>
+      </w:r>
+    </w:p>
+    <w:p>
+      <w:pPr>
+        <w:spacing w:before="120" w:after="120"/>
+        <w:jc w:val="both"/>
+        <w:rPr>
+          <w:b/>
+          <w:bCs/>
+        </w:rPr>
+      </w:pPr>
+      <w:r>
+        <w:rPr>
+          <w:b/>
+          <w:bCs/>
+        </w:rPr>
+        <w:t>{{</w:t>
+      </w:r>
+      <w:proofErr w:type="spellStart"/>
+      <w:r>
+        <w:rPr>
+          <w:b/>
+          <w:bCs/>
+        </w:rPr>
+        <w:t>davali_sigorta_sirketi_deger_kaybi_ödeme_tarihi</w:t>
+      </w:r>
+      <w:proofErr w:type="spellEnd"/>
+      <w:r>
+        <w:rPr>
+          <w:b/>
+          <w:bCs/>
+        </w:rPr>
+        <w:t>}}</w:t>
       </w:r>
       <w:r>
         <w:rPr>
@@ -1509,88 +1952,182 @@
           <w:b/>
           <w:bCs/>
         </w:rPr>
-        <w:t>{{davali_sigorta_sirketi_deger_kaybi_ödeme_tutari}}</w:t>
-      </w:r>
-    </w:p>
-    <w:p>
-      <w:pPr>
-        <w:spacing w:before="120" w:after="120"/>
-        <w:jc w:val="both"/>
-        <w:rPr>
-          <w:rFonts w:asciiTheme="minorHAnsi" w:eastAsiaTheme="minorHAnsi" w:hAnsiTheme="minorHAnsi" w:cstheme="minorBidi"/>
-          <w:b/>
-          <w:bCs/>
-          <w:kern w:val="2"/>
-          <w:sz w:val="22"/>
-          <w:szCs w:val="22"/>
-          <w:lang w:eastAsia="en-US"/>
-        </w:rPr>
-      </w:pPr>
-      <w:r>
-        <w:rPr>
-          <w:rFonts w:asciiTheme="minorHAnsi" w:eastAsiaTheme="minorHAnsi" w:hAnsiTheme="minorHAnsi" w:cstheme="minorBidi"/>
-          <w:b/>
-          <w:bCs/>
-          <w:kern w:val="2"/>
-          <w:sz w:val="22"/>
-          <w:szCs w:val="22"/>
-          <w:lang w:eastAsia="en-US"/>
-        </w:rPr>
-        <w:t>{{basvuru_sahibi_islah_tutari}}</w:t>
-      </w:r>
-    </w:p>
-    <w:p>
-      <w:pPr>
-        <w:spacing w:before="120" w:after="120"/>
-        <w:jc w:val="both"/>
-        <w:rPr>
-          <w:rFonts w:asciiTheme="minorHAnsi" w:eastAsiaTheme="minorHAnsi" w:hAnsiTheme="minorHAnsi" w:cstheme="minorBidi"/>
-          <w:b/>
-          <w:bCs/>
-          <w:kern w:val="2"/>
-          <w:sz w:val="22"/>
-          <w:szCs w:val="22"/>
-          <w:lang w:eastAsia="en-US"/>
-        </w:rPr>
-      </w:pPr>
-      <w:r>
-        <w:rPr>
-          <w:rFonts w:asciiTheme="minorHAnsi" w:eastAsiaTheme="minorHAnsi" w:hAnsiTheme="minorHAnsi" w:cstheme="minorBidi"/>
-          <w:b/>
-          <w:bCs/>
-          <w:kern w:val="2"/>
-          <w:sz w:val="22"/>
-          <w:szCs w:val="22"/>
-          <w:lang w:eastAsia="en-US"/>
-        </w:rPr>
-        <w:t>{{hakem_tarafından_kabul_edilen_tutar}}</w:t>
-      </w:r>
-    </w:p>
-    <w:p>
-      <w:pPr>
-        <w:spacing w:before="120" w:after="120"/>
-        <w:jc w:val="both"/>
-        <w:rPr>
-          <w:rFonts w:asciiTheme="minorHAnsi" w:eastAsiaTheme="minorHAnsi" w:hAnsiTheme="minorHAnsi" w:cstheme="minorBidi"/>
-          <w:b/>
-          <w:bCs/>
-          <w:kern w:val="2"/>
-          <w:sz w:val="22"/>
-          <w:szCs w:val="22"/>
-          <w:lang w:eastAsia="en-US"/>
-        </w:rPr>
-      </w:pPr>
-      <w:r>
-        <w:rPr>
-          <w:rFonts w:asciiTheme="minorHAnsi" w:eastAsiaTheme="minorHAnsi" w:hAnsiTheme="minorHAnsi" w:cstheme="minorBidi"/>
-          <w:b/>
-          <w:bCs/>
-          <w:kern w:val="2"/>
-          <w:sz w:val="22"/>
-          <w:szCs w:val="22"/>
-          <w:lang w:eastAsia="en-US"/>
-        </w:rPr>
-        <w:t>{{basvuru_sahibi_tarafından_talep_edilen_ekspertiz_ücreti}}</w:t>
+        <w:t>{{</w:t>
+      </w:r>
+      <w:proofErr w:type="spellStart"/>
+      <w:r>
+        <w:rPr>
+          <w:b/>
+          <w:bCs/>
+        </w:rPr>
+        <w:t>davali_sigorta_sirketi_deger_kaybi_ödeme_tutari</w:t>
+      </w:r>
+      <w:proofErr w:type="spellEnd"/>
+      <w:r>
+        <w:rPr>
+          <w:b/>
+          <w:bCs/>
+        </w:rPr>
+        <w:t>}}</w:t>
+      </w:r>
+    </w:p>
+    <w:p>
+      <w:pPr>
+        <w:spacing w:before="120" w:after="120"/>
+        <w:jc w:val="both"/>
+        <w:rPr>
+          <w:rFonts w:asciiTheme="minorHAnsi" w:eastAsiaTheme="minorHAnsi" w:hAnsiTheme="minorHAnsi" w:cstheme="minorBidi"/>
+          <w:b/>
+          <w:bCs/>
+          <w:kern w:val="2"/>
+          <w:sz w:val="22"/>
+          <w:szCs w:val="22"/>
+          <w:lang w:eastAsia="en-US"/>
+        </w:rPr>
+      </w:pPr>
+      <w:r>
+        <w:rPr>
+          <w:rFonts w:asciiTheme="minorHAnsi" w:eastAsiaTheme="minorHAnsi" w:hAnsiTheme="minorHAnsi" w:cstheme="minorBidi"/>
+          <w:b/>
+          <w:bCs/>
+          <w:kern w:val="2"/>
+          <w:sz w:val="22"/>
+          <w:szCs w:val="22"/>
+          <w:lang w:eastAsia="en-US"/>
+        </w:rPr>
+        <w:t>{{</w:t>
+      </w:r>
+      <w:proofErr w:type="spellStart"/>
+      <w:r>
+        <w:rPr>
+          <w:rFonts w:asciiTheme="minorHAnsi" w:eastAsiaTheme="minorHAnsi" w:hAnsiTheme="minorHAnsi" w:cstheme="minorBidi"/>
+          <w:b/>
+          <w:bCs/>
+          <w:kern w:val="2"/>
+          <w:sz w:val="22"/>
+          <w:szCs w:val="22"/>
+          <w:lang w:eastAsia="en-US"/>
+        </w:rPr>
+        <w:t>basvuru_sahibi_islah_tutari</w:t>
+      </w:r>
+      <w:proofErr w:type="spellEnd"/>
+      <w:r>
+        <w:rPr>
+          <w:rFonts w:asciiTheme="minorHAnsi" w:eastAsiaTheme="minorHAnsi" w:hAnsiTheme="minorHAnsi" w:cstheme="minorBidi"/>
+          <w:b/>
+          <w:bCs/>
+          <w:kern w:val="2"/>
+          <w:sz w:val="22"/>
+          <w:szCs w:val="22"/>
+          <w:lang w:eastAsia="en-US"/>
+        </w:rPr>
+        <w:t>}}</w:t>
+      </w:r>
+    </w:p>
+    <w:p>
+      <w:pPr>
+        <w:spacing w:before="120" w:after="120"/>
+        <w:jc w:val="both"/>
+        <w:rPr>
+          <w:rFonts w:asciiTheme="minorHAnsi" w:eastAsiaTheme="minorHAnsi" w:hAnsiTheme="minorHAnsi" w:cstheme="minorBidi"/>
+          <w:b/>
+          <w:bCs/>
+          <w:kern w:val="2"/>
+          <w:sz w:val="22"/>
+          <w:szCs w:val="22"/>
+          <w:lang w:eastAsia="en-US"/>
+        </w:rPr>
+      </w:pPr>
+      <w:r>
+        <w:rPr>
+          <w:rFonts w:asciiTheme="minorHAnsi" w:eastAsiaTheme="minorHAnsi" w:hAnsiTheme="minorHAnsi" w:cstheme="minorBidi"/>
+          <w:b/>
+          <w:bCs/>
+          <w:kern w:val="2"/>
+          <w:sz w:val="22"/>
+          <w:szCs w:val="22"/>
+          <w:lang w:eastAsia="en-US"/>
+        </w:rPr>
+        <w:t>{{</w:t>
+      </w:r>
+      <w:proofErr w:type="spellStart"/>
+      <w:r>
+        <w:rPr>
+          <w:rFonts w:asciiTheme="minorHAnsi" w:eastAsiaTheme="minorHAnsi" w:hAnsiTheme="minorHAnsi" w:cstheme="minorBidi"/>
+          <w:b/>
+          <w:bCs/>
+          <w:kern w:val="2"/>
+          <w:sz w:val="22"/>
+          <w:szCs w:val="22"/>
+          <w:lang w:eastAsia="en-US"/>
+        </w:rPr>
+        <w:t>hakem_tarafından_kabul_edilen_tutar</w:t>
+      </w:r>
+      <w:proofErr w:type="spellEnd"/>
+      <w:r>
+        <w:rPr>
+          <w:rFonts w:asciiTheme="minorHAnsi" w:eastAsiaTheme="minorHAnsi" w:hAnsiTheme="minorHAnsi" w:cstheme="minorBidi"/>
+          <w:b/>
+          <w:bCs/>
+          <w:kern w:val="2"/>
+          <w:sz w:val="22"/>
+          <w:szCs w:val="22"/>
+          <w:lang w:eastAsia="en-US"/>
+        </w:rPr>
+        <w:t>}}</w:t>
+      </w:r>
+    </w:p>
+    <w:p>
+      <w:pPr>
+        <w:spacing w:before="120" w:after="120"/>
+        <w:jc w:val="both"/>
+        <w:rPr>
+          <w:rFonts w:asciiTheme="minorHAnsi" w:eastAsiaTheme="minorHAnsi" w:hAnsiTheme="minorHAnsi" w:cstheme="minorBidi"/>
+          <w:b/>
+          <w:bCs/>
+          <w:kern w:val="2"/>
+          <w:sz w:val="22"/>
+          <w:szCs w:val="22"/>
+          <w:lang w:eastAsia="en-US"/>
+        </w:rPr>
+      </w:pPr>
+      <w:r>
+        <w:rPr>
+          <w:rFonts w:asciiTheme="minorHAnsi" w:eastAsiaTheme="minorHAnsi" w:hAnsiTheme="minorHAnsi" w:cstheme="minorBidi"/>
+          <w:b/>
+          <w:bCs/>
+          <w:kern w:val="2"/>
+          <w:sz w:val="22"/>
+          <w:szCs w:val="22"/>
+          <w:lang w:eastAsia="en-US"/>
+        </w:rPr>
+        <w:t>{{</w:t>
+      </w:r>
+      <w:proofErr w:type="spellStart"/>
+      <w:r>
+        <w:rPr>
+          <w:rFonts w:asciiTheme="minorHAnsi" w:eastAsiaTheme="minorHAnsi" w:hAnsiTheme="minorHAnsi" w:cstheme="minorBidi"/>
+          <w:b/>
+          <w:bCs/>
+          <w:kern w:val="2"/>
+          <w:sz w:val="22"/>
+          <w:szCs w:val="22"/>
+          <w:lang w:eastAsia="en-US"/>
+        </w:rPr>
+        <w:t>basvuru_sahibi_tarafından_talep_edilen_ekspertiz_ücreti</w:t>
+      </w:r>
+      <w:proofErr w:type="spellEnd"/>
+      <w:r>
+        <w:rPr>
+          <w:rFonts w:asciiTheme="minorHAnsi" w:eastAsiaTheme="minorHAnsi" w:hAnsiTheme="minorHAnsi" w:cstheme="minorBidi"/>
+          <w:b/>
+          <w:bCs/>
+          <w:kern w:val="2"/>
+          <w:sz w:val="22"/>
+          <w:szCs w:val="22"/>
+          <w:lang w:eastAsia="en-US"/>
+        </w:rPr>
+        <w:t>}}</w:t>
       </w:r>
     </w:p>
     <w:p>
@@ -1644,35 +2181,62 @@
           <w:szCs w:val="22"/>
           <w:lang w:eastAsia="en-US"/>
         </w:rPr>
-        <w:t>{{hakem_tarafindan_kabul_edilen_faiz_baslangic_tarihi}}</w:t>
-      </w:r>
-    </w:p>
-    <w:p>
-      <w:pPr>
-        <w:spacing w:before="120" w:after="120"/>
-        <w:jc w:val="both"/>
-        <w:rPr>
-          <w:rFonts w:asciiTheme="minorHAnsi" w:eastAsiaTheme="minorHAnsi" w:hAnsiTheme="minorHAnsi" w:cstheme="minorBidi"/>
-          <w:b/>
-          <w:bCs/>
-          <w:kern w:val="2"/>
-          <w:sz w:val="22"/>
-          <w:szCs w:val="22"/>
-          <w:lang w:eastAsia="en-US"/>
-        </w:rPr>
-      </w:pPr>
-      <w:r>
-        <w:rPr>
-          <w:rFonts w:asciiTheme="minorHAnsi" w:eastAsiaTheme="minorHAnsi" w:hAnsiTheme="minorHAnsi" w:cstheme="minorBidi"/>
-          <w:b/>
-          <w:bCs/>
-          <w:kern w:val="2"/>
-          <w:sz w:val="22"/>
-          <w:szCs w:val="22"/>
-          <w:lang w:eastAsia="en-US"/>
-        </w:rPr>
         <w:t>{{</w:t>
       </w:r>
+      <w:proofErr w:type="spellStart"/>
+      <w:r>
+        <w:rPr>
+          <w:rFonts w:asciiTheme="minorHAnsi" w:eastAsiaTheme="minorHAnsi" w:hAnsiTheme="minorHAnsi" w:cstheme="minorBidi"/>
+          <w:b/>
+          <w:bCs/>
+          <w:kern w:val="2"/>
+          <w:sz w:val="22"/>
+          <w:szCs w:val="22"/>
+          <w:lang w:eastAsia="en-US"/>
+        </w:rPr>
+        <w:t>hakem_tarafindan_kabul_edilen_faiz_baslangic_tarihi</w:t>
+      </w:r>
+      <w:proofErr w:type="spellEnd"/>
+      <w:r>
+        <w:rPr>
+          <w:rFonts w:asciiTheme="minorHAnsi" w:eastAsiaTheme="minorHAnsi" w:hAnsiTheme="minorHAnsi" w:cstheme="minorBidi"/>
+          <w:b/>
+          <w:bCs/>
+          <w:kern w:val="2"/>
+          <w:sz w:val="22"/>
+          <w:szCs w:val="22"/>
+          <w:lang w:eastAsia="en-US"/>
+        </w:rPr>
+        <w:t>}}</w:t>
+      </w:r>
+    </w:p>
+    <w:p>
+      <w:pPr>
+        <w:spacing w:before="120" w:after="120"/>
+        <w:jc w:val="both"/>
+        <w:rPr>
+          <w:rFonts w:asciiTheme="minorHAnsi" w:eastAsiaTheme="minorHAnsi" w:hAnsiTheme="minorHAnsi" w:cstheme="minorBidi"/>
+          <w:b/>
+          <w:bCs/>
+          <w:kern w:val="2"/>
+          <w:sz w:val="22"/>
+          <w:szCs w:val="22"/>
+          <w:lang w:eastAsia="en-US"/>
+        </w:rPr>
+      </w:pPr>
+      <w:r>
+        <w:rPr>
+          <w:rFonts w:asciiTheme="minorHAnsi" w:eastAsiaTheme="minorHAnsi" w:hAnsiTheme="minorHAnsi" w:cstheme="minorBidi"/>
+          <w:b/>
+          <w:bCs/>
+          <w:kern w:val="2"/>
+          <w:sz w:val="22"/>
+          <w:szCs w:val="22"/>
+          <w:lang w:eastAsia="en-US"/>
+        </w:rPr>
+        <w:t>{{</w:t>
+      </w:r>
+      <w:proofErr w:type="spellStart"/>
       <w:r>
         <w:rPr>
           <w:rFonts w:asciiTheme="minorHAnsi" w:eastAsiaTheme="minorHAnsi" w:hAnsiTheme="minorHAnsi" w:cstheme="minorBidi"/>
@@ -1685,6 +2249,7 @@
         </w:rPr>
         <w:t>davali_sigorta_sirketi_tarafından_odenen_asıl_alacak</w:t>
       </w:r>
+      <w:proofErr w:type="spellEnd"/>
       <w:r>
         <w:rPr>
           <w:rFonts w:asciiTheme="minorHAnsi" w:eastAsiaTheme="minorHAnsi" w:hAnsiTheme="minorHAnsi" w:cstheme="minorBidi"/>
@@ -1734,19 +2299,7 @@
           <w:szCs w:val="22"/>
           <w:lang w:eastAsia="en-US"/>
         </w:rPr>
-        <w:t>davali_sigorta_sirketi_tarafından_odenen_asıl_alacak_</w:t>
-      </w:r>
-      <w:r>
-        <w:rPr>
-          <w:rFonts w:asciiTheme="minorHAnsi" w:eastAsiaTheme="minorHAnsi" w:hAnsiTheme="minorHAnsi" w:cstheme="minorBidi"/>
-          <w:b/>
-          <w:bCs/>
-          <w:kern w:val="2"/>
-          <w:sz w:val="22"/>
-          <w:szCs w:val="22"/>
-          <w:lang w:eastAsia="en-US"/>
-        </w:rPr>
-        <w:t>net_vekalet_ucreti</w:t>
+        <w:t>davali_sigorta_sirketi_tarafından_odenen_asıl_alacak_net_vekalet_ucreti</w:t>
       </w:r>
       <w:r>
         <w:rPr>
@@ -1785,7 +2338,6 @@
           <w:szCs w:val="22"/>
           <w:lang w:eastAsia="en-US"/>
         </w:rPr>
-        <w:lastRenderedPageBreak/>
         <w:t>{{</w:t>
       </w:r>
       <w:r>
@@ -1798,19 +2350,7 @@
           <w:szCs w:val="22"/>
           <w:lang w:eastAsia="en-US"/>
         </w:rPr>
-        <w:t>davali_sigorta_sirketi_tarafından_odenen_asıl_alacak</w:t>
-      </w:r>
-      <w:r>
-        <w:rPr>
-          <w:rFonts w:asciiTheme="minorHAnsi" w:eastAsiaTheme="minorHAnsi" w:hAnsiTheme="minorHAnsi" w:cstheme="minorBidi"/>
-          <w:b/>
-          <w:bCs/>
-          <w:kern w:val="2"/>
-          <w:sz w:val="22"/>
-          <w:szCs w:val="22"/>
-          <w:lang w:eastAsia="en-US"/>
-        </w:rPr>
-        <w:t>_yargilama_gideri</w:t>
+        <w:t>davali_sigorta_sirketi_tarafından_odenen_asıl_alacak_yargilama_gideri</w:t>
       </w:r>
       <w:r>
         <w:rPr>

--- a/deger_kaybi_asil_alacak_ve_ferileri_odendi.docx
+++ b/deger_kaybi_asil_alacak_ve_ferileri_odendi.docx
@@ -69,23 +69,7 @@
           <w:b/>
           <w:bCs/>
         </w:rPr>
-        <w:t>{{</w:t>
-      </w:r>
-      <w:proofErr w:type="spellStart"/>
-      <w:r>
-        <w:rPr>
-          <w:b/>
-          <w:bCs/>
-        </w:rPr>
-        <w:t>kaza_tarihi</w:t>
-      </w:r>
-      <w:proofErr w:type="spellEnd"/>
-      <w:r>
-        <w:rPr>
-          <w:b/>
-          <w:bCs/>
-        </w:rPr>
-        <w:t>}}</w:t>
+        <w:t>{{kaza_tarihi}}</w:t>
       </w:r>
       <w:r>
         <w:t xml:space="preserve"> tarihinde karıştığı kaza sonucunda başvuru sahibine ait araçta oluşan </w:t>
@@ -95,23 +79,7 @@
           <w:b/>
           <w:bCs/>
         </w:rPr>
-        <w:t>{{</w:t>
-      </w:r>
-      <w:proofErr w:type="spellStart"/>
-      <w:r>
-        <w:rPr>
-          <w:b/>
-          <w:bCs/>
-        </w:rPr>
-        <w:t>uyusmazlik_konusu_eki</w:t>
-      </w:r>
-      <w:proofErr w:type="spellEnd"/>
-      <w:r>
-        <w:rPr>
-          <w:b/>
-          <w:bCs/>
-        </w:rPr>
-        <w:t>}}</w:t>
+        <w:t>{{uyusmazlik_konusu_eki}}</w:t>
       </w:r>
       <w:r>
         <w:t xml:space="preserve"> </w:t>
@@ -140,28 +108,18 @@
       <w:pPr>
         <w:spacing w:before="120" w:after="120"/>
         <w:jc w:val="both"/>
+        <w:rPr>
+          <w:b/>
+          <w:bCs/>
+        </w:rPr>
       </w:pPr>
       <w:bookmarkStart w:id="1" w:name="_Hlk110248390"/>
       <w:r>
-        <w:t xml:space="preserve">Başvuru sahibi talebinin davalı tarafından karşılanmaması nedeniyle ortaya çıkan uyuşmazlığın çözümü için tahkim yargılamasına başvurulmuş, yargılama sırasında alınan bilirkişi raporunun taraflara tebliğ sonrası </w:t>
-      </w:r>
-      <w:r>
-        <w:rPr>
-          <w:highlight w:val="green"/>
-        </w:rPr>
-        <w:t>ıslah edilen</w:t>
-      </w:r>
-      <w:r>
-        <w:t xml:space="preserve"> uyuşmazlık </w:t>
-      </w:r>
-      <w:r>
-        <w:rPr>
-          <w:highlight w:val="yellow"/>
-        </w:rPr>
-        <w:t>Hakemliğimizce/Heyetimizce</w:t>
-      </w:r>
-      <w:r>
-        <w:t xml:space="preserve"> karara bağlanmıştır.</w:t>
+        <w:rPr>
+          <w:b/>
+          <w:bCs/>
+        </w:rPr>
+        <w:t>{{basvurunun_hakeme_intikaline_incelenmesine_iliskin_surec_paragrafi}}</w:t>
       </w:r>
     </w:p>
     <w:bookmarkEnd w:id="1"/>
@@ -241,7 +199,6 @@
         </w:rPr>
         <w:t>{{</w:t>
       </w:r>
-      <w:proofErr w:type="spellStart"/>
       <w:r>
         <w:rPr>
           <w:b/>
@@ -249,7 +206,6 @@
         </w:rPr>
         <w:t>dava_degeri</w:t>
       </w:r>
-      <w:proofErr w:type="spellEnd"/>
       <w:r>
         <w:rPr>
           <w:b/>
@@ -281,7 +237,6 @@
         </w:rPr>
         <w:t>{{</w:t>
       </w:r>
-      <w:proofErr w:type="spellStart"/>
       <w:r>
         <w:rPr>
           <w:b/>
@@ -289,7 +244,6 @@
         </w:rPr>
         <w:t>talep_edilen_faiz</w:t>
       </w:r>
-      <w:proofErr w:type="spellEnd"/>
       <w:r>
         <w:rPr>
           <w:b/>
@@ -316,35 +270,7 @@
         <w:rPr>
           <w:lang w:eastAsia="en-US"/>
         </w:rPr>
-        <w:t xml:space="preserve">Vekaletname </w:t>
-      </w:r>
-      <w:proofErr w:type="gramStart"/>
-      <w:r>
-        <w:rPr>
-          <w:lang w:eastAsia="en-US"/>
-        </w:rPr>
-        <w:t>ile birlikte</w:t>
-      </w:r>
-      <w:proofErr w:type="gramEnd"/>
-      <w:r>
-        <w:rPr>
-          <w:lang w:eastAsia="en-US"/>
-        </w:rPr>
-        <w:t xml:space="preserve"> iddialarına dayanak olarak </w:t>
-      </w:r>
-      <w:proofErr w:type="gramStart"/>
-      <w:r>
-        <w:rPr>
-          <w:lang w:eastAsia="en-US"/>
-        </w:rPr>
-        <w:t>da,</w:t>
-      </w:r>
-      <w:proofErr w:type="gramEnd"/>
-      <w:r>
-        <w:rPr>
-          <w:lang w:eastAsia="en-US"/>
-        </w:rPr>
-        <w:t xml:space="preserve"> poliçe sureti, hasar ekspertiz raporu, onarım faturası, hasarlı araç fotoğrafları, kaza tespit tutanağı, araç ruhsatı ve sair deliller sunulmuştur.</w:t>
+        <w:t>Vekaletname ile birlikte iddialarına dayanak olarak da, poliçe sureti, hasar ekspertiz raporu, onarım faturası, hasarlı araç fotoğrafları, kaza tespit tutanağı, araç ruhsatı ve sair deliller sunulmuştur.</w:t>
       </w:r>
     </w:p>
     <w:p>
@@ -395,7 +321,6 @@
         </w:rPr>
         <w:t>{{</w:t>
       </w:r>
-      <w:proofErr w:type="spellStart"/>
       <w:r>
         <w:rPr>
           <w:b/>
@@ -410,7 +335,6 @@
         </w:rPr>
         <w:t>ne_sigortali_arac_plakasi</w:t>
       </w:r>
-      <w:proofErr w:type="spellEnd"/>
       <w:r>
         <w:rPr>
           <w:b/>
@@ -434,7 +358,6 @@
         </w:rPr>
         <w:t>{{</w:t>
       </w:r>
-      <w:proofErr w:type="spellStart"/>
       <w:r>
         <w:rPr>
           <w:b/>
@@ -449,7 +372,6 @@
         </w:rPr>
         <w:t>_cevabi</w:t>
       </w:r>
-      <w:proofErr w:type="spellEnd"/>
       <w:r>
         <w:rPr>
           <w:b/>
@@ -466,15 +388,7 @@
       <w:bookmarkStart w:id="3" w:name="_Hlk162263747"/>
       <w:bookmarkStart w:id="4" w:name="_Hlk114744963"/>
       <w:r>
-        <w:t xml:space="preserve">Kabul anlamına gelmemek üzere, tazminat hesabının Genel Şartlara göre yapılması gerektiği, müvekkil şirketin yasal faizden sorumlu olacağı, </w:t>
-      </w:r>
-      <w:proofErr w:type="spellStart"/>
-      <w:r>
-        <w:t>AAÜT’ye</w:t>
-      </w:r>
-      <w:proofErr w:type="spellEnd"/>
-      <w:r>
-        <w:t xml:space="preserve"> göre hesaplanacak vekalet ücretinin 1/5’i oranında olması gerektiği belirtilerek, başvuru talebin reddi ile vekalet ve yargılama giderlerinin karşı tarafa yükletilmesini talep ve beyan edilmiş</w:t>
+        <w:t>Kabul anlamına gelmemek üzere, tazminat hesabının Genel Şartlara göre yapılması gerektiği, müvekkil şirketin yasal faizden sorumlu olacağı, AAÜT’ye göre hesaplanacak vekalet ücretinin 1/5’i oranında olması gerektiği belirtilerek, başvuru talebin reddi ile vekalet ve yargılama giderlerinin karşı tarafa yükletilmesini talep ve beyan edilmiş</w:t>
       </w:r>
       <w:bookmarkEnd w:id="3"/>
       <w:r>
@@ -493,35 +407,7 @@
         <w:rPr>
           <w:lang w:eastAsia="en-US"/>
         </w:rPr>
-        <w:t xml:space="preserve">Vekaletname </w:t>
-      </w:r>
-      <w:proofErr w:type="gramStart"/>
-      <w:r>
-        <w:rPr>
-          <w:lang w:eastAsia="en-US"/>
-        </w:rPr>
-        <w:t>ile birlikte</w:t>
-      </w:r>
-      <w:proofErr w:type="gramEnd"/>
-      <w:r>
-        <w:rPr>
-          <w:lang w:eastAsia="en-US"/>
-        </w:rPr>
-        <w:t xml:space="preserve"> iddialara dayanak olarak </w:t>
-      </w:r>
-      <w:proofErr w:type="gramStart"/>
-      <w:r>
-        <w:rPr>
-          <w:lang w:eastAsia="en-US"/>
-        </w:rPr>
-        <w:t>da,</w:t>
-      </w:r>
-      <w:proofErr w:type="gramEnd"/>
-      <w:r>
-        <w:rPr>
-          <w:lang w:eastAsia="en-US"/>
-        </w:rPr>
-        <w:t xml:space="preserve"> poliçe sureti, ödeme dekontu, ekspertiz raporu ve sair deliller dosyaya sunulmuştur.</w:t>
+        <w:t>Vekaletname ile birlikte iddialara dayanak olarak da, poliçe sureti, ödeme dekontu, ekspertiz raporu ve sair deliller dosyaya sunulmuştur.</w:t>
       </w:r>
     </w:p>
     <w:bookmarkEnd w:id="4"/>
@@ -581,17 +467,17 @@
           <w:b/>
           <w:szCs w:val="24"/>
         </w:rPr>
+        <w:t>DEĞERLENDİRME, GEREKÇELİ KARAR</w:t>
+      </w:r>
+    </w:p>
+    <w:p>
+      <w:pPr>
+        <w:spacing w:before="120" w:after="120"/>
+        <w:jc w:val="both"/>
+      </w:pPr>
+      <w:bookmarkStart w:id="5" w:name="_Hlk162263771"/>
+      <w:r>
         <w:lastRenderedPageBreak/>
-        <w:t>DEĞERLENDİRME, GEREKÇELİ KARAR</w:t>
-      </w:r>
-    </w:p>
-    <w:p>
-      <w:pPr>
-        <w:spacing w:before="120" w:after="120"/>
-        <w:jc w:val="both"/>
-      </w:pPr>
-      <w:bookmarkStart w:id="5" w:name="_Hlk162263771"/>
-      <w:r>
         <w:t>Dosya konusu uyuşmazlık, başvuru sahibine ait araçta oluşan değer kaybının Karayolları Motorlu Araçlar Zorunlu Mali Sorumluluk Sigorta Poliçesi kapsamında davalı Şirket tarafından tazminine ilişkindir.</w:t>
       </w:r>
     </w:p>
@@ -616,7 +502,6 @@
         </w:rPr>
         <w:t>{{</w:t>
       </w:r>
-      <w:proofErr w:type="spellStart"/>
       <w:r>
         <w:rPr>
           <w:b/>
@@ -624,7 +509,6 @@
         </w:rPr>
         <w:t>sigorta_sirketine_sigortali_arac_kusur_orani</w:t>
       </w:r>
-      <w:proofErr w:type="spellEnd"/>
       <w:r>
         <w:rPr>
           <w:b/>
@@ -657,31 +541,7 @@
         <w:jc w:val="both"/>
       </w:pPr>
       <w:r>
-        <w:t xml:space="preserve">2918 Sayılı Karayolları Trafik Kanunu’nun </w:t>
-      </w:r>
-      <w:proofErr w:type="gramStart"/>
-      <w:r>
-        <w:t>85’nci</w:t>
-      </w:r>
-      <w:proofErr w:type="gramEnd"/>
-      <w:r>
-        <w:t xml:space="preserve"> maddesinde karayolunda işletilen araçlara ilişkin olarak işletenin sorumluluğu düzenlenmiştir. Söz konusu maddenin birinci fıkrasında “Bir motorlu aracın işletilmesi bir kimsenin ölümüne veya yaralanmasına yahut bir şeyin zarara uğramasına sebep olursa, motorlu aracın bir teşebbüsün unvanı veya işletme adı altında veya bu teşebbüs tarafından kesilen biletle işletilmesi halinde, motorlu aracın işleteni ve bağlı olduğu teşebbüsün sahibi, doğan zarardan müştereken ve </w:t>
-      </w:r>
-      <w:proofErr w:type="spellStart"/>
-      <w:r>
-        <w:t>müteselsilen</w:t>
-      </w:r>
-      <w:proofErr w:type="spellEnd"/>
-      <w:r>
-        <w:t xml:space="preserve"> sorumlu olurlar” hükmü düzenlenmiştir. Yine aynı Kanunun </w:t>
-      </w:r>
-      <w:proofErr w:type="gramStart"/>
-      <w:r>
-        <w:t>91’nci</w:t>
-      </w:r>
-      <w:proofErr w:type="gramEnd"/>
-      <w:r>
-        <w:t xml:space="preserve"> maddesi, 85’inci maddesinde yer alan işletenin sorumluluğunun sigortacıya devrini öngörmüştür.  </w:t>
+        <w:t xml:space="preserve">2918 Sayılı Karayolları Trafik Kanunu’nun 85’nci maddesinde karayolunda işletilen araçlara ilişkin olarak işletenin sorumluluğu düzenlenmiştir. Söz konusu maddenin birinci fıkrasında “Bir motorlu aracın işletilmesi bir kimsenin ölümüne veya yaralanmasına yahut bir şeyin zarara uğramasına sebep olursa, motorlu aracın bir teşebbüsün unvanı veya işletme adı altında veya bu teşebbüs tarafından kesilen biletle işletilmesi halinde, motorlu aracın işleteni ve bağlı olduğu teşebbüsün sahibi, doğan zarardan müştereken ve müteselsilen sorumlu olurlar” hükmü düzenlenmiştir. Yine aynı Kanunun 91’nci maddesi, 85’inci maddesinde yer alan işletenin sorumluluğunun sigortacıya devrini öngörmüştür.  </w:t>
       </w:r>
     </w:p>
     <w:p>
@@ -734,7 +594,6 @@
         </w:rPr>
         <w:t>{{</w:t>
       </w:r>
-      <w:proofErr w:type="spellStart"/>
       <w:r>
         <w:rPr>
           <w:b/>
@@ -742,7 +601,6 @@
         </w:rPr>
         <w:t>basvuru_sahibine_ait_arac_plakasi</w:t>
       </w:r>
-      <w:proofErr w:type="spellEnd"/>
       <w:r>
         <w:rPr>
           <w:b/>
@@ -781,7 +639,6 @@
         </w:rPr>
         <w:t>{{</w:t>
       </w:r>
-      <w:proofErr w:type="spellStart"/>
       <w:r>
         <w:rPr>
           <w:b/>
@@ -796,7 +653,6 @@
         </w:rPr>
         <w:t>deger_kaybi_tutari</w:t>
       </w:r>
-      <w:proofErr w:type="spellEnd"/>
       <w:r>
         <w:rPr>
           <w:b/>
@@ -823,7 +679,6 @@
         </w:rPr>
         <w:t>{{</w:t>
       </w:r>
-      <w:proofErr w:type="spellStart"/>
       <w:r>
         <w:rPr>
           <w:b/>
@@ -831,7 +686,6 @@
         </w:rPr>
         <w:t>davalı_sigorta_sirketi_unvani</w:t>
       </w:r>
-      <w:proofErr w:type="spellEnd"/>
       <w:r>
         <w:rPr>
           <w:b/>
@@ -852,7 +706,6 @@
         </w:rPr>
         <w:t>{{</w:t>
       </w:r>
-      <w:proofErr w:type="spellStart"/>
       <w:r>
         <w:rPr>
           <w:b/>
@@ -867,7 +720,6 @@
         </w:rPr>
         <w:t>arihi</w:t>
       </w:r>
-      <w:proofErr w:type="spellEnd"/>
       <w:r>
         <w:rPr>
           <w:b/>
@@ -888,7 +740,6 @@
         </w:rPr>
         <w:t>{{</w:t>
       </w:r>
-      <w:proofErr w:type="spellStart"/>
       <w:r>
         <w:rPr>
           <w:b/>
@@ -896,7 +747,6 @@
         </w:rPr>
         <w:t>davali_sigorta_sirketi_deger_kaybi_ödeme_tutari</w:t>
       </w:r>
-      <w:proofErr w:type="spellEnd"/>
       <w:r>
         <w:rPr>
           <w:b/>
@@ -963,22 +813,56 @@
           <w:szCs w:val="22"/>
           <w:lang w:eastAsia="en-US"/>
         </w:rPr>
+        <w:t>{{basvuru_sahibi_islah_tutari}}</w:t>
+      </w:r>
+      <w:r>
+        <w:rPr>
+          <w:rFonts w:asciiTheme="minorHAnsi" w:eastAsiaTheme="minorHAnsi" w:hAnsiTheme="minorHAnsi" w:cstheme="minorBidi"/>
+          <w:b/>
+          <w:bCs/>
+          <w:kern w:val="2"/>
+          <w:sz w:val="22"/>
+          <w:szCs w:val="22"/>
+          <w:lang w:eastAsia="en-US"/>
+        </w:rPr>
+        <w:t xml:space="preserve"> </w:t>
+      </w:r>
+      <w:r>
+        <w:t>TL olarak ıslah edilmiştir.</w:t>
+      </w:r>
+    </w:p>
+    <w:p>
+      <w:pPr>
+        <w:spacing w:before="120" w:after="120"/>
+        <w:jc w:val="both"/>
+      </w:pPr>
+      <w:r>
+        <w:t>Davalı Şirket tarafından sunulan ek beyan ile; konu dosyada bilirkişi raporu ile tespit edilen </w:t>
+      </w:r>
+      <w:r>
+        <w:rPr>
+          <w:rFonts w:asciiTheme="minorHAnsi" w:eastAsiaTheme="minorHAnsi" w:hAnsiTheme="minorHAnsi" w:cstheme="minorBidi"/>
+          <w:b/>
+          <w:bCs/>
+          <w:kern w:val="2"/>
+          <w:sz w:val="22"/>
+          <w:szCs w:val="22"/>
+          <w:lang w:eastAsia="en-US"/>
+        </w:rPr>
         <w:t>{{</w:t>
       </w:r>
-      <w:proofErr w:type="spellStart"/>
-      <w:r>
-        <w:rPr>
-          <w:rFonts w:asciiTheme="minorHAnsi" w:eastAsiaTheme="minorHAnsi" w:hAnsiTheme="minorHAnsi" w:cstheme="minorBidi"/>
-          <w:b/>
-          <w:bCs/>
-          <w:kern w:val="2"/>
-          <w:sz w:val="22"/>
-          <w:szCs w:val="22"/>
-          <w:lang w:eastAsia="en-US"/>
-        </w:rPr>
-        <w:t>basvuru_sahibi_islah_tutari</w:t>
-      </w:r>
-      <w:proofErr w:type="spellEnd"/>
+      <w:r>
+        <w:rPr>
+          <w:rFonts w:asciiTheme="minorHAnsi" w:eastAsiaTheme="minorHAnsi" w:hAnsiTheme="minorHAnsi" w:cstheme="minorBidi"/>
+          <w:b/>
+          <w:bCs/>
+          <w:kern w:val="2"/>
+          <w:sz w:val="22"/>
+          <w:szCs w:val="22"/>
+          <w:lang w:eastAsia="en-US"/>
+        </w:rPr>
+        <w:t>davali_sigorta_sirketi_tarafından_odenen_asıl_alacak</w:t>
+      </w:r>
       <w:r>
         <w:rPr>
           <w:rFonts w:asciiTheme="minorHAnsi" w:eastAsiaTheme="minorHAnsi" w:hAnsiTheme="minorHAnsi" w:cstheme="minorBidi"/>
@@ -1004,16 +888,7 @@
         <w:t xml:space="preserve"> </w:t>
       </w:r>
       <w:r>
-        <w:t>TL olarak ıslah edilmiştir.</w:t>
-      </w:r>
-    </w:p>
-    <w:p>
-      <w:pPr>
-        <w:spacing w:before="120" w:after="120"/>
-        <w:jc w:val="both"/>
-      </w:pPr>
-      <w:r>
-        <w:t>Davalı Şirket tarafından sunulan ek beyan ile; konu dosyada bilirkişi raporu ile tespit edilen </w:t>
+        <w:t xml:space="preserve">TL değer kaybı, </w:t>
       </w:r>
       <w:r>
         <w:rPr>
@@ -1027,20 +902,18 @@
         </w:rPr>
         <w:t>{{</w:t>
       </w:r>
-      <w:proofErr w:type="spellStart"/>
-      <w:r>
-        <w:rPr>
-          <w:rFonts w:asciiTheme="minorHAnsi" w:eastAsiaTheme="minorHAnsi" w:hAnsiTheme="minorHAnsi" w:cstheme="minorBidi"/>
-          <w:b/>
-          <w:bCs/>
-          <w:kern w:val="2"/>
-          <w:sz w:val="22"/>
-          <w:szCs w:val="22"/>
-          <w:lang w:eastAsia="en-US"/>
-        </w:rPr>
-        <w:t>davali_sigorta_sirketi_tarafından_odenen_asıl_alacak</w:t>
-      </w:r>
-      <w:proofErr w:type="spellEnd"/>
+      <w:r>
+        <w:rPr>
+          <w:rFonts w:asciiTheme="minorHAnsi" w:eastAsiaTheme="minorHAnsi" w:hAnsiTheme="minorHAnsi" w:cstheme="minorBidi"/>
+          <w:b/>
+          <w:bCs/>
+          <w:kern w:val="2"/>
+          <w:sz w:val="22"/>
+          <w:szCs w:val="22"/>
+          <w:lang w:eastAsia="en-US"/>
+        </w:rPr>
+        <w:t>davali_sigorta_sirketi_tarafından_odenen_asıl_alacak_net_vekalet_ucreti</w:t>
+      </w:r>
       <w:r>
         <w:rPr>
           <w:rFonts w:asciiTheme="minorHAnsi" w:eastAsiaTheme="minorHAnsi" w:hAnsiTheme="minorHAnsi" w:cstheme="minorBidi"/>
@@ -1066,66 +939,7 @@
         <w:t xml:space="preserve"> </w:t>
       </w:r>
       <w:r>
-        <w:t xml:space="preserve">TL değer kaybı, </w:t>
-      </w:r>
-      <w:r>
-        <w:rPr>
-          <w:rFonts w:asciiTheme="minorHAnsi" w:eastAsiaTheme="minorHAnsi" w:hAnsiTheme="minorHAnsi" w:cstheme="minorBidi"/>
-          <w:b/>
-          <w:bCs/>
-          <w:kern w:val="2"/>
-          <w:sz w:val="22"/>
-          <w:szCs w:val="22"/>
-          <w:lang w:eastAsia="en-US"/>
-        </w:rPr>
-        <w:t>{{</w:t>
-      </w:r>
-      <w:r>
-        <w:rPr>
-          <w:rFonts w:asciiTheme="minorHAnsi" w:eastAsiaTheme="minorHAnsi" w:hAnsiTheme="minorHAnsi" w:cstheme="minorBidi"/>
-          <w:b/>
-          <w:bCs/>
-          <w:kern w:val="2"/>
-          <w:sz w:val="22"/>
-          <w:szCs w:val="22"/>
-          <w:lang w:eastAsia="en-US"/>
-        </w:rPr>
-        <w:t>davali_sigorta_sirketi_tarafından_odenen_asıl_alacak_net_vekalet_ucreti</w:t>
-      </w:r>
-      <w:r>
-        <w:rPr>
-          <w:rFonts w:asciiTheme="minorHAnsi" w:eastAsiaTheme="minorHAnsi" w:hAnsiTheme="minorHAnsi" w:cstheme="minorBidi"/>
-          <w:b/>
-          <w:bCs/>
-          <w:kern w:val="2"/>
-          <w:sz w:val="22"/>
-          <w:szCs w:val="22"/>
-          <w:lang w:eastAsia="en-US"/>
-        </w:rPr>
-        <w:t>}}</w:t>
-      </w:r>
-      <w:r>
-        <w:rPr>
-          <w:rFonts w:asciiTheme="minorHAnsi" w:eastAsiaTheme="minorHAnsi" w:hAnsiTheme="minorHAnsi" w:cstheme="minorBidi"/>
-          <w:b/>
-          <w:bCs/>
-          <w:kern w:val="2"/>
-          <w:sz w:val="22"/>
-          <w:szCs w:val="22"/>
-          <w:lang w:eastAsia="en-US"/>
-        </w:rPr>
-        <w:t xml:space="preserve"> </w:t>
-      </w:r>
-      <w:r>
-        <w:t>TL vekalet ücreti (</w:t>
-      </w:r>
-      <w:proofErr w:type="spellStart"/>
-      <w:r>
-        <w:t>Stp</w:t>
-      </w:r>
-      <w:proofErr w:type="spellEnd"/>
-      <w:r>
-        <w:t xml:space="preserve"> ve KDV tevkifat kesintisi sonrası), </w:t>
+        <w:t xml:space="preserve">TL vekalet ücreti (Stp ve KDV tevkifat kesintisi sonrası), </w:t>
       </w:r>
       <w:r>
         <w:rPr>
@@ -1283,23 +1097,7 @@
           <w:b/>
           <w:bCs/>
         </w:rPr>
-        <w:t>{{</w:t>
-      </w:r>
-      <w:proofErr w:type="spellStart"/>
-      <w:r>
-        <w:rPr>
-          <w:b/>
-          <w:bCs/>
-        </w:rPr>
-        <w:t>kaza_tarihi</w:t>
-      </w:r>
-      <w:proofErr w:type="spellEnd"/>
-      <w:r>
-        <w:rPr>
-          <w:b/>
-          <w:bCs/>
-        </w:rPr>
-        <w:t>}}</w:t>
+        <w:t>{{kaza_tarihi}}</w:t>
       </w:r>
       <w:r>
         <w:t xml:space="preserve"> </w:t>
@@ -1418,15 +1216,7 @@
         </w:rPr>
       </w:pPr>
       <w:r>
-        <w:t xml:space="preserve">5684 sayılı Sigortacılık Kanunu’nun </w:t>
-      </w:r>
-      <w:proofErr w:type="gramStart"/>
-      <w:r>
-        <w:t>30’ncu</w:t>
-      </w:r>
-      <w:proofErr w:type="gramEnd"/>
-      <w:r>
-        <w:t xml:space="preserve"> maddesine istinaden </w:t>
+        <w:t xml:space="preserve">5684 sayılı Sigortacılık Kanunu’nun 30’ncu maddesine istinaden </w:t>
       </w:r>
       <w:r>
         <w:rPr>
@@ -1464,779 +1254,408 @@
           <w:szCs w:val="22"/>
           <w:lang w:eastAsia="en-US"/>
         </w:rPr>
+        <w:t>{{kaza_tarihi}}</w:t>
+      </w:r>
+    </w:p>
+    <w:p>
+      <w:pPr>
+        <w:spacing w:after="160" w:line="259" w:lineRule="auto"/>
+        <w:rPr>
+          <w:rFonts w:asciiTheme="minorHAnsi" w:eastAsiaTheme="minorHAnsi" w:hAnsiTheme="minorHAnsi" w:cstheme="minorBidi"/>
+          <w:b/>
+          <w:bCs/>
+          <w:kern w:val="2"/>
+          <w:sz w:val="22"/>
+          <w:szCs w:val="22"/>
+          <w:lang w:eastAsia="en-US"/>
+        </w:rPr>
+      </w:pPr>
+      <w:r>
+        <w:rPr>
+          <w:rFonts w:asciiTheme="minorHAnsi" w:eastAsiaTheme="minorHAnsi" w:hAnsiTheme="minorHAnsi" w:cstheme="minorBidi"/>
+          <w:b/>
+          <w:bCs/>
+          <w:kern w:val="2"/>
+          <w:sz w:val="22"/>
+          <w:szCs w:val="22"/>
+          <w:lang w:eastAsia="en-US"/>
+        </w:rPr>
+        <w:t>{{dava_degeri}}</w:t>
+      </w:r>
+    </w:p>
+    <w:p>
+      <w:pPr>
+        <w:spacing w:after="160" w:line="259" w:lineRule="auto"/>
+        <w:rPr>
+          <w:rFonts w:asciiTheme="minorHAnsi" w:eastAsiaTheme="minorHAnsi" w:hAnsiTheme="minorHAnsi" w:cstheme="minorBidi"/>
+          <w:b/>
+          <w:bCs/>
+          <w:kern w:val="2"/>
+          <w:sz w:val="22"/>
+          <w:szCs w:val="22"/>
+          <w:lang w:eastAsia="en-US"/>
+        </w:rPr>
+      </w:pPr>
+      <w:r>
+        <w:rPr>
+          <w:rFonts w:asciiTheme="minorHAnsi" w:eastAsiaTheme="minorHAnsi" w:hAnsiTheme="minorHAnsi" w:cstheme="minorBidi"/>
+          <w:b/>
+          <w:bCs/>
+          <w:kern w:val="2"/>
+          <w:sz w:val="22"/>
+          <w:szCs w:val="22"/>
+          <w:lang w:eastAsia="en-US"/>
+        </w:rPr>
+        <w:t>{{talep_edilen_faiz}}</w:t>
+      </w:r>
+    </w:p>
+    <w:p>
+      <w:pPr>
+        <w:spacing w:after="160" w:line="259" w:lineRule="auto"/>
+        <w:rPr>
+          <w:rFonts w:asciiTheme="minorHAnsi" w:eastAsiaTheme="minorHAnsi" w:hAnsiTheme="minorHAnsi" w:cstheme="minorBidi"/>
+          <w:b/>
+          <w:bCs/>
+          <w:kern w:val="2"/>
+          <w:sz w:val="22"/>
+          <w:szCs w:val="22"/>
+          <w:lang w:eastAsia="en-US"/>
+        </w:rPr>
+      </w:pPr>
+      <w:r>
+        <w:rPr>
+          <w:rFonts w:asciiTheme="minorHAnsi" w:eastAsiaTheme="minorHAnsi" w:hAnsiTheme="minorHAnsi" w:cstheme="minorBidi"/>
+          <w:b/>
+          <w:bCs/>
+          <w:kern w:val="2"/>
+          <w:sz w:val="22"/>
+          <w:szCs w:val="22"/>
+          <w:lang w:eastAsia="en-US"/>
+        </w:rPr>
+        <w:t>{{sigorta_sirketi_cevabi}}</w:t>
+      </w:r>
+    </w:p>
+    <w:p>
+      <w:pPr>
+        <w:spacing w:after="160" w:line="259" w:lineRule="auto"/>
+        <w:rPr>
+          <w:rFonts w:asciiTheme="minorHAnsi" w:eastAsiaTheme="minorHAnsi" w:hAnsiTheme="minorHAnsi" w:cstheme="minorBidi"/>
+          <w:b/>
+          <w:bCs/>
+          <w:kern w:val="2"/>
+          <w:sz w:val="22"/>
+          <w:szCs w:val="22"/>
+          <w:lang w:eastAsia="en-US"/>
+        </w:rPr>
+      </w:pPr>
+      <w:r>
+        <w:rPr>
+          <w:rFonts w:asciiTheme="minorHAnsi" w:eastAsiaTheme="minorHAnsi" w:hAnsiTheme="minorHAnsi" w:cstheme="minorBidi"/>
+          <w:b/>
+          <w:bCs/>
+          <w:kern w:val="2"/>
+          <w:sz w:val="22"/>
+          <w:szCs w:val="22"/>
+          <w:lang w:eastAsia="en-US"/>
+        </w:rPr>
+        <w:t>{{sigorta_sirketine_sigortali_arac_plakasi}}</w:t>
+      </w:r>
+    </w:p>
+    <w:p>
+      <w:pPr>
+        <w:spacing w:after="160" w:line="259" w:lineRule="auto"/>
+        <w:rPr>
+          <w:rFonts w:asciiTheme="minorHAnsi" w:eastAsiaTheme="minorHAnsi" w:hAnsiTheme="minorHAnsi" w:cstheme="minorBidi"/>
+          <w:b/>
+          <w:bCs/>
+          <w:kern w:val="2"/>
+          <w:sz w:val="22"/>
+          <w:szCs w:val="22"/>
+          <w:lang w:eastAsia="en-US"/>
+        </w:rPr>
+      </w:pPr>
+      <w:r>
+        <w:rPr>
+          <w:rFonts w:asciiTheme="minorHAnsi" w:eastAsiaTheme="minorHAnsi" w:hAnsiTheme="minorHAnsi" w:cstheme="minorBidi"/>
+          <w:b/>
+          <w:bCs/>
+          <w:kern w:val="2"/>
+          <w:sz w:val="22"/>
+          <w:szCs w:val="22"/>
+          <w:lang w:eastAsia="en-US"/>
+        </w:rPr>
+        <w:t>{{sigorta_sirketine_sigortali_arac_kusur_orani}}</w:t>
+      </w:r>
+    </w:p>
+    <w:p>
+      <w:pPr>
+        <w:spacing w:after="160" w:line="259" w:lineRule="auto"/>
+        <w:rPr>
+          <w:rFonts w:asciiTheme="minorHAnsi" w:eastAsiaTheme="minorHAnsi" w:hAnsiTheme="minorHAnsi" w:cstheme="minorBidi"/>
+          <w:b/>
+          <w:bCs/>
+          <w:kern w:val="2"/>
+          <w:sz w:val="22"/>
+          <w:szCs w:val="22"/>
+          <w:lang w:eastAsia="en-US"/>
+        </w:rPr>
+      </w:pPr>
+      <w:r>
+        <w:rPr>
+          <w:rFonts w:asciiTheme="minorHAnsi" w:eastAsiaTheme="minorHAnsi" w:hAnsiTheme="minorHAnsi" w:cstheme="minorBidi"/>
+          <w:b/>
+          <w:bCs/>
+          <w:kern w:val="2"/>
+          <w:sz w:val="22"/>
+          <w:szCs w:val="22"/>
+          <w:lang w:eastAsia="en-US"/>
+        </w:rPr>
+        <w:t>{{basvuru_sahibine_ait_arac_plakasi}}</w:t>
+      </w:r>
+    </w:p>
+    <w:p>
+      <w:pPr>
+        <w:spacing w:after="160" w:line="259" w:lineRule="auto"/>
+        <w:rPr>
+          <w:rFonts w:asciiTheme="minorHAnsi" w:eastAsiaTheme="minorHAnsi" w:hAnsiTheme="minorHAnsi" w:cstheme="minorBidi"/>
+          <w:b/>
+          <w:bCs/>
+          <w:kern w:val="2"/>
+          <w:sz w:val="22"/>
+          <w:szCs w:val="22"/>
+          <w:lang w:eastAsia="en-US"/>
+        </w:rPr>
+      </w:pPr>
+      <w:r>
+        <w:rPr>
+          <w:rFonts w:asciiTheme="minorHAnsi" w:eastAsiaTheme="minorHAnsi" w:hAnsiTheme="minorHAnsi" w:cstheme="minorBidi"/>
+          <w:b/>
+          <w:bCs/>
+          <w:kern w:val="2"/>
+          <w:sz w:val="22"/>
+          <w:szCs w:val="22"/>
+          <w:lang w:eastAsia="en-US"/>
+        </w:rPr>
+        <w:t>{{bilirkişi_raporunda_tespit_edilen_deger_kaybi_tutari}}</w:t>
+      </w:r>
+    </w:p>
+    <w:p>
+      <w:pPr>
+        <w:spacing w:after="160" w:line="259" w:lineRule="auto"/>
+        <w:rPr>
+          <w:rFonts w:asciiTheme="minorHAnsi" w:eastAsiaTheme="minorHAnsi" w:hAnsiTheme="minorHAnsi" w:cstheme="minorBidi"/>
+          <w:b/>
+          <w:bCs/>
+          <w:kern w:val="2"/>
+          <w:sz w:val="22"/>
+          <w:szCs w:val="22"/>
+          <w:lang w:eastAsia="en-US"/>
+        </w:rPr>
+      </w:pPr>
+      <w:r>
+        <w:rPr>
+          <w:rFonts w:asciiTheme="minorHAnsi" w:eastAsiaTheme="minorHAnsi" w:hAnsiTheme="minorHAnsi" w:cstheme="minorBidi"/>
+          <w:b/>
+          <w:bCs/>
+          <w:kern w:val="2"/>
+          <w:sz w:val="22"/>
+          <w:szCs w:val="22"/>
+          <w:lang w:eastAsia="en-US"/>
+        </w:rPr>
+        <w:t>{{davalı_sigorta_sirketi_unvani}}</w:t>
+      </w:r>
+    </w:p>
+    <w:p>
+      <w:pPr>
+        <w:spacing w:before="120" w:after="120"/>
+        <w:jc w:val="both"/>
+        <w:rPr>
+          <w:b/>
+          <w:bCs/>
+        </w:rPr>
+      </w:pPr>
+      <w:r>
+        <w:rPr>
+          <w:b/>
+          <w:bCs/>
+        </w:rPr>
+        <w:t>{{davali_sigorta_sirketi_deger_kaybi_ödeme_tarihi}}</w:t>
+      </w:r>
+      <w:r>
+        <w:rPr>
+          <w:highlight w:val="yellow"/>
+        </w:rPr>
+        <w:t xml:space="preserve"> </w:t>
+      </w:r>
+      <w:r>
+        <w:rPr>
+          <w:b/>
+          <w:bCs/>
+        </w:rPr>
+        <w:t>{{davali_sigorta_sirketi_deger_kaybi_ödeme_tutari}}</w:t>
+      </w:r>
+    </w:p>
+    <w:p>
+      <w:pPr>
+        <w:spacing w:before="120" w:after="120"/>
+        <w:jc w:val="both"/>
+        <w:rPr>
+          <w:rFonts w:asciiTheme="minorHAnsi" w:eastAsiaTheme="minorHAnsi" w:hAnsiTheme="minorHAnsi" w:cstheme="minorBidi"/>
+          <w:b/>
+          <w:bCs/>
+          <w:kern w:val="2"/>
+          <w:sz w:val="22"/>
+          <w:szCs w:val="22"/>
+          <w:lang w:eastAsia="en-US"/>
+        </w:rPr>
+      </w:pPr>
+      <w:r>
+        <w:rPr>
+          <w:rFonts w:asciiTheme="minorHAnsi" w:eastAsiaTheme="minorHAnsi" w:hAnsiTheme="minorHAnsi" w:cstheme="minorBidi"/>
+          <w:b/>
+          <w:bCs/>
+          <w:kern w:val="2"/>
+          <w:sz w:val="22"/>
+          <w:szCs w:val="22"/>
+          <w:lang w:eastAsia="en-US"/>
+        </w:rPr>
+        <w:t>{{basvuru_sahibi_islah_tutari}}</w:t>
+      </w:r>
+    </w:p>
+    <w:p>
+      <w:pPr>
+        <w:spacing w:before="120" w:after="120"/>
+        <w:jc w:val="both"/>
+        <w:rPr>
+          <w:rFonts w:asciiTheme="minorHAnsi" w:eastAsiaTheme="minorHAnsi" w:hAnsiTheme="minorHAnsi" w:cstheme="minorBidi"/>
+          <w:b/>
+          <w:bCs/>
+          <w:kern w:val="2"/>
+          <w:sz w:val="22"/>
+          <w:szCs w:val="22"/>
+          <w:lang w:eastAsia="en-US"/>
+        </w:rPr>
+      </w:pPr>
+      <w:r>
+        <w:rPr>
+          <w:rFonts w:asciiTheme="minorHAnsi" w:eastAsiaTheme="minorHAnsi" w:hAnsiTheme="minorHAnsi" w:cstheme="minorBidi"/>
+          <w:b/>
+          <w:bCs/>
+          <w:kern w:val="2"/>
+          <w:sz w:val="22"/>
+          <w:szCs w:val="22"/>
+          <w:lang w:eastAsia="en-US"/>
+        </w:rPr>
+        <w:t>{{hakem_tarafından_kabul_edilen_tutar}}</w:t>
+      </w:r>
+    </w:p>
+    <w:p>
+      <w:pPr>
+        <w:spacing w:before="120" w:after="120"/>
+        <w:jc w:val="both"/>
+        <w:rPr>
+          <w:rFonts w:asciiTheme="minorHAnsi" w:eastAsiaTheme="minorHAnsi" w:hAnsiTheme="minorHAnsi" w:cstheme="minorBidi"/>
+          <w:b/>
+          <w:bCs/>
+          <w:kern w:val="2"/>
+          <w:sz w:val="22"/>
+          <w:szCs w:val="22"/>
+          <w:lang w:eastAsia="en-US"/>
+        </w:rPr>
+      </w:pPr>
+      <w:r>
+        <w:rPr>
+          <w:rFonts w:asciiTheme="minorHAnsi" w:eastAsiaTheme="minorHAnsi" w:hAnsiTheme="minorHAnsi" w:cstheme="minorBidi"/>
+          <w:b/>
+          <w:bCs/>
+          <w:kern w:val="2"/>
+          <w:sz w:val="22"/>
+          <w:szCs w:val="22"/>
+          <w:lang w:eastAsia="en-US"/>
+        </w:rPr>
+        <w:t>{{basvuru_sahibi_tarafından_talep_edilen_ekspertiz_ücreti}}</w:t>
+      </w:r>
+    </w:p>
+    <w:p>
+      <w:pPr>
+        <w:spacing w:before="120" w:after="120"/>
+        <w:jc w:val="both"/>
+        <w:rPr>
+          <w:rFonts w:asciiTheme="minorHAnsi" w:eastAsiaTheme="minorHAnsi" w:hAnsiTheme="minorHAnsi" w:cstheme="minorBidi"/>
+          <w:b/>
+          <w:bCs/>
+          <w:kern w:val="2"/>
+          <w:sz w:val="22"/>
+          <w:szCs w:val="22"/>
+          <w:lang w:eastAsia="en-US"/>
+        </w:rPr>
+      </w:pPr>
+      <w:r>
+        <w:rPr>
+          <w:rFonts w:asciiTheme="minorHAnsi" w:eastAsiaTheme="minorHAnsi" w:hAnsiTheme="minorHAnsi" w:cstheme="minorBidi"/>
+          <w:b/>
+          <w:bCs/>
+          <w:kern w:val="2"/>
+          <w:sz w:val="22"/>
+          <w:szCs w:val="22"/>
+          <w:lang w:eastAsia="en-US"/>
+        </w:rPr>
+        <w:t>{{basvuru_sahibi_tarafindan_davali_sigorta_sirketine_yapilan_basvuri_tarihi}}</w:t>
+      </w:r>
+    </w:p>
+    <w:p>
+      <w:pPr>
+        <w:spacing w:before="120" w:after="120"/>
+        <w:jc w:val="both"/>
+        <w:rPr>
+          <w:rFonts w:asciiTheme="minorHAnsi" w:eastAsiaTheme="minorHAnsi" w:hAnsiTheme="minorHAnsi" w:cstheme="minorBidi"/>
+          <w:b/>
+          <w:bCs/>
+          <w:kern w:val="2"/>
+          <w:sz w:val="22"/>
+          <w:szCs w:val="22"/>
+          <w:lang w:eastAsia="en-US"/>
+        </w:rPr>
+      </w:pPr>
+      <w:r>
+        <w:rPr>
+          <w:rFonts w:asciiTheme="minorHAnsi" w:eastAsiaTheme="minorHAnsi" w:hAnsiTheme="minorHAnsi" w:cstheme="minorBidi"/>
+          <w:b/>
+          <w:bCs/>
+          <w:kern w:val="2"/>
+          <w:sz w:val="22"/>
+          <w:szCs w:val="22"/>
+          <w:lang w:eastAsia="en-US"/>
+        </w:rPr>
+        <w:t>{{hakem_tarafindan_kabul_edilen_faiz_baslangic_tarihi}}</w:t>
+      </w:r>
+    </w:p>
+    <w:p>
+      <w:pPr>
+        <w:spacing w:before="120" w:after="120"/>
+        <w:jc w:val="both"/>
+        <w:rPr>
+          <w:rFonts w:asciiTheme="minorHAnsi" w:eastAsiaTheme="minorHAnsi" w:hAnsiTheme="minorHAnsi" w:cstheme="minorBidi"/>
+          <w:b/>
+          <w:bCs/>
+          <w:kern w:val="2"/>
+          <w:sz w:val="22"/>
+          <w:szCs w:val="22"/>
+          <w:lang w:eastAsia="en-US"/>
+        </w:rPr>
+      </w:pPr>
+      <w:r>
+        <w:rPr>
+          <w:rFonts w:asciiTheme="minorHAnsi" w:eastAsiaTheme="minorHAnsi" w:hAnsiTheme="minorHAnsi" w:cstheme="minorBidi"/>
+          <w:b/>
+          <w:bCs/>
+          <w:kern w:val="2"/>
+          <w:sz w:val="22"/>
+          <w:szCs w:val="22"/>
+          <w:lang w:eastAsia="en-US"/>
+        </w:rPr>
         <w:t>{{</w:t>
       </w:r>
-      <w:proofErr w:type="spellStart"/>
-      <w:r>
-        <w:rPr>
-          <w:rFonts w:asciiTheme="minorHAnsi" w:eastAsiaTheme="minorHAnsi" w:hAnsiTheme="minorHAnsi" w:cstheme="minorBidi"/>
-          <w:b/>
-          <w:bCs/>
-          <w:kern w:val="2"/>
-          <w:sz w:val="22"/>
-          <w:szCs w:val="22"/>
-          <w:lang w:eastAsia="en-US"/>
-        </w:rPr>
-        <w:t>kaza_tarihi</w:t>
-      </w:r>
-      <w:proofErr w:type="spellEnd"/>
-      <w:r>
-        <w:rPr>
-          <w:rFonts w:asciiTheme="minorHAnsi" w:eastAsiaTheme="minorHAnsi" w:hAnsiTheme="minorHAnsi" w:cstheme="minorBidi"/>
-          <w:b/>
-          <w:bCs/>
-          <w:kern w:val="2"/>
-          <w:sz w:val="22"/>
-          <w:szCs w:val="22"/>
-          <w:lang w:eastAsia="en-US"/>
-        </w:rPr>
-        <w:t>}}</w:t>
-      </w:r>
-    </w:p>
-    <w:p>
-      <w:pPr>
-        <w:spacing w:after="160" w:line="259" w:lineRule="auto"/>
-        <w:rPr>
-          <w:rFonts w:asciiTheme="minorHAnsi" w:eastAsiaTheme="minorHAnsi" w:hAnsiTheme="minorHAnsi" w:cstheme="minorBidi"/>
-          <w:b/>
-          <w:bCs/>
-          <w:kern w:val="2"/>
-          <w:sz w:val="22"/>
-          <w:szCs w:val="22"/>
-          <w:lang w:eastAsia="en-US"/>
-        </w:rPr>
-      </w:pPr>
-      <w:r>
-        <w:rPr>
-          <w:rFonts w:asciiTheme="minorHAnsi" w:eastAsiaTheme="minorHAnsi" w:hAnsiTheme="minorHAnsi" w:cstheme="minorBidi"/>
-          <w:b/>
-          <w:bCs/>
-          <w:kern w:val="2"/>
-          <w:sz w:val="22"/>
-          <w:szCs w:val="22"/>
-          <w:lang w:eastAsia="en-US"/>
-        </w:rPr>
-        <w:t>{{</w:t>
-      </w:r>
-      <w:proofErr w:type="spellStart"/>
-      <w:r>
-        <w:rPr>
-          <w:rFonts w:asciiTheme="minorHAnsi" w:eastAsiaTheme="minorHAnsi" w:hAnsiTheme="minorHAnsi" w:cstheme="minorBidi"/>
-          <w:b/>
-          <w:bCs/>
-          <w:kern w:val="2"/>
-          <w:sz w:val="22"/>
-          <w:szCs w:val="22"/>
-          <w:lang w:eastAsia="en-US"/>
-        </w:rPr>
-        <w:t>dava_degeri</w:t>
-      </w:r>
-      <w:proofErr w:type="spellEnd"/>
-      <w:r>
-        <w:rPr>
-          <w:rFonts w:asciiTheme="minorHAnsi" w:eastAsiaTheme="minorHAnsi" w:hAnsiTheme="minorHAnsi" w:cstheme="minorBidi"/>
-          <w:b/>
-          <w:bCs/>
-          <w:kern w:val="2"/>
-          <w:sz w:val="22"/>
-          <w:szCs w:val="22"/>
-          <w:lang w:eastAsia="en-US"/>
-        </w:rPr>
-        <w:t>}}</w:t>
-      </w:r>
-    </w:p>
-    <w:p>
-      <w:pPr>
-        <w:spacing w:after="160" w:line="259" w:lineRule="auto"/>
-        <w:rPr>
-          <w:rFonts w:asciiTheme="minorHAnsi" w:eastAsiaTheme="minorHAnsi" w:hAnsiTheme="minorHAnsi" w:cstheme="minorBidi"/>
-          <w:b/>
-          <w:bCs/>
-          <w:kern w:val="2"/>
-          <w:sz w:val="22"/>
-          <w:szCs w:val="22"/>
-          <w:lang w:eastAsia="en-US"/>
-        </w:rPr>
-      </w:pPr>
-      <w:r>
-        <w:rPr>
-          <w:rFonts w:asciiTheme="minorHAnsi" w:eastAsiaTheme="minorHAnsi" w:hAnsiTheme="minorHAnsi" w:cstheme="minorBidi"/>
-          <w:b/>
-          <w:bCs/>
-          <w:kern w:val="2"/>
-          <w:sz w:val="22"/>
-          <w:szCs w:val="22"/>
-          <w:lang w:eastAsia="en-US"/>
-        </w:rPr>
-        <w:t>{{</w:t>
-      </w:r>
-      <w:proofErr w:type="spellStart"/>
-      <w:r>
-        <w:rPr>
-          <w:rFonts w:asciiTheme="minorHAnsi" w:eastAsiaTheme="minorHAnsi" w:hAnsiTheme="minorHAnsi" w:cstheme="minorBidi"/>
-          <w:b/>
-          <w:bCs/>
-          <w:kern w:val="2"/>
-          <w:sz w:val="22"/>
-          <w:szCs w:val="22"/>
-          <w:lang w:eastAsia="en-US"/>
-        </w:rPr>
-        <w:t>talep_edilen_faiz</w:t>
-      </w:r>
-      <w:proofErr w:type="spellEnd"/>
-      <w:r>
-        <w:rPr>
-          <w:rFonts w:asciiTheme="minorHAnsi" w:eastAsiaTheme="minorHAnsi" w:hAnsiTheme="minorHAnsi" w:cstheme="minorBidi"/>
-          <w:b/>
-          <w:bCs/>
-          <w:kern w:val="2"/>
-          <w:sz w:val="22"/>
-          <w:szCs w:val="22"/>
-          <w:lang w:eastAsia="en-US"/>
-        </w:rPr>
-        <w:t>}}</w:t>
-      </w:r>
-    </w:p>
-    <w:p>
-      <w:pPr>
-        <w:spacing w:after="160" w:line="259" w:lineRule="auto"/>
-        <w:rPr>
-          <w:rFonts w:asciiTheme="minorHAnsi" w:eastAsiaTheme="minorHAnsi" w:hAnsiTheme="minorHAnsi" w:cstheme="minorBidi"/>
-          <w:b/>
-          <w:bCs/>
-          <w:kern w:val="2"/>
-          <w:sz w:val="22"/>
-          <w:szCs w:val="22"/>
-          <w:lang w:eastAsia="en-US"/>
-        </w:rPr>
-      </w:pPr>
-      <w:r>
-        <w:rPr>
-          <w:rFonts w:asciiTheme="minorHAnsi" w:eastAsiaTheme="minorHAnsi" w:hAnsiTheme="minorHAnsi" w:cstheme="minorBidi"/>
-          <w:b/>
-          <w:bCs/>
-          <w:kern w:val="2"/>
-          <w:sz w:val="22"/>
-          <w:szCs w:val="22"/>
-          <w:lang w:eastAsia="en-US"/>
-        </w:rPr>
-        <w:t>{{</w:t>
-      </w:r>
-      <w:proofErr w:type="spellStart"/>
-      <w:r>
-        <w:rPr>
-          <w:rFonts w:asciiTheme="minorHAnsi" w:eastAsiaTheme="minorHAnsi" w:hAnsiTheme="minorHAnsi" w:cstheme="minorBidi"/>
-          <w:b/>
-          <w:bCs/>
-          <w:kern w:val="2"/>
-          <w:sz w:val="22"/>
-          <w:szCs w:val="22"/>
-          <w:lang w:eastAsia="en-US"/>
-        </w:rPr>
-        <w:t>sigorta_sirketi_cevabi</w:t>
-      </w:r>
-      <w:proofErr w:type="spellEnd"/>
-      <w:r>
-        <w:rPr>
-          <w:rFonts w:asciiTheme="minorHAnsi" w:eastAsiaTheme="minorHAnsi" w:hAnsiTheme="minorHAnsi" w:cstheme="minorBidi"/>
-          <w:b/>
-          <w:bCs/>
-          <w:kern w:val="2"/>
-          <w:sz w:val="22"/>
-          <w:szCs w:val="22"/>
-          <w:lang w:eastAsia="en-US"/>
-        </w:rPr>
-        <w:t>}}</w:t>
-      </w:r>
-    </w:p>
-    <w:p>
-      <w:pPr>
-        <w:spacing w:after="160" w:line="259" w:lineRule="auto"/>
-        <w:rPr>
-          <w:rFonts w:asciiTheme="minorHAnsi" w:eastAsiaTheme="minorHAnsi" w:hAnsiTheme="minorHAnsi" w:cstheme="minorBidi"/>
-          <w:b/>
-          <w:bCs/>
-          <w:kern w:val="2"/>
-          <w:sz w:val="22"/>
-          <w:szCs w:val="22"/>
-          <w:lang w:eastAsia="en-US"/>
-        </w:rPr>
-      </w:pPr>
-      <w:r>
-        <w:rPr>
-          <w:rFonts w:asciiTheme="minorHAnsi" w:eastAsiaTheme="minorHAnsi" w:hAnsiTheme="minorHAnsi" w:cstheme="minorBidi"/>
-          <w:b/>
-          <w:bCs/>
-          <w:kern w:val="2"/>
-          <w:sz w:val="22"/>
-          <w:szCs w:val="22"/>
-          <w:lang w:eastAsia="en-US"/>
-        </w:rPr>
-        <w:t>{{</w:t>
-      </w:r>
-      <w:proofErr w:type="spellStart"/>
-      <w:r>
-        <w:rPr>
-          <w:rFonts w:asciiTheme="minorHAnsi" w:eastAsiaTheme="minorHAnsi" w:hAnsiTheme="minorHAnsi" w:cstheme="minorBidi"/>
-          <w:b/>
-          <w:bCs/>
-          <w:kern w:val="2"/>
-          <w:sz w:val="22"/>
-          <w:szCs w:val="22"/>
-          <w:lang w:eastAsia="en-US"/>
-        </w:rPr>
-        <w:t>sigorta_sirketine_sigortali_arac_plakasi</w:t>
-      </w:r>
-      <w:proofErr w:type="spellEnd"/>
-      <w:r>
-        <w:rPr>
-          <w:rFonts w:asciiTheme="minorHAnsi" w:eastAsiaTheme="minorHAnsi" w:hAnsiTheme="minorHAnsi" w:cstheme="minorBidi"/>
-          <w:b/>
-          <w:bCs/>
-          <w:kern w:val="2"/>
-          <w:sz w:val="22"/>
-          <w:szCs w:val="22"/>
-          <w:lang w:eastAsia="en-US"/>
-        </w:rPr>
-        <w:t>}}</w:t>
-      </w:r>
-    </w:p>
-    <w:p>
-      <w:pPr>
-        <w:spacing w:after="160" w:line="259" w:lineRule="auto"/>
-        <w:rPr>
-          <w:rFonts w:asciiTheme="minorHAnsi" w:eastAsiaTheme="minorHAnsi" w:hAnsiTheme="minorHAnsi" w:cstheme="minorBidi"/>
-          <w:b/>
-          <w:bCs/>
-          <w:kern w:val="2"/>
-          <w:sz w:val="22"/>
-          <w:szCs w:val="22"/>
-          <w:lang w:eastAsia="en-US"/>
-        </w:rPr>
-      </w:pPr>
-      <w:r>
-        <w:rPr>
-          <w:rFonts w:asciiTheme="minorHAnsi" w:eastAsiaTheme="minorHAnsi" w:hAnsiTheme="minorHAnsi" w:cstheme="minorBidi"/>
-          <w:b/>
-          <w:bCs/>
-          <w:kern w:val="2"/>
-          <w:sz w:val="22"/>
-          <w:szCs w:val="22"/>
-          <w:lang w:eastAsia="en-US"/>
-        </w:rPr>
-        <w:t>{{</w:t>
-      </w:r>
-      <w:proofErr w:type="spellStart"/>
-      <w:r>
-        <w:rPr>
-          <w:rFonts w:asciiTheme="minorHAnsi" w:eastAsiaTheme="minorHAnsi" w:hAnsiTheme="minorHAnsi" w:cstheme="minorBidi"/>
-          <w:b/>
-          <w:bCs/>
-          <w:kern w:val="2"/>
-          <w:sz w:val="22"/>
-          <w:szCs w:val="22"/>
-          <w:lang w:eastAsia="en-US"/>
-        </w:rPr>
-        <w:t>sigorta_sirketine_sigortali_arac_kusur_orani</w:t>
-      </w:r>
-      <w:proofErr w:type="spellEnd"/>
-      <w:r>
-        <w:rPr>
-          <w:rFonts w:asciiTheme="minorHAnsi" w:eastAsiaTheme="minorHAnsi" w:hAnsiTheme="minorHAnsi" w:cstheme="minorBidi"/>
-          <w:b/>
-          <w:bCs/>
-          <w:kern w:val="2"/>
-          <w:sz w:val="22"/>
-          <w:szCs w:val="22"/>
-          <w:lang w:eastAsia="en-US"/>
-        </w:rPr>
-        <w:t>}}</w:t>
-      </w:r>
-    </w:p>
-    <w:p>
-      <w:pPr>
-        <w:spacing w:after="160" w:line="259" w:lineRule="auto"/>
-        <w:rPr>
-          <w:rFonts w:asciiTheme="minorHAnsi" w:eastAsiaTheme="minorHAnsi" w:hAnsiTheme="minorHAnsi" w:cstheme="minorBidi"/>
-          <w:b/>
-          <w:bCs/>
-          <w:kern w:val="2"/>
-          <w:sz w:val="22"/>
-          <w:szCs w:val="22"/>
-          <w:lang w:eastAsia="en-US"/>
-        </w:rPr>
-      </w:pPr>
-      <w:r>
-        <w:rPr>
-          <w:rFonts w:asciiTheme="minorHAnsi" w:eastAsiaTheme="minorHAnsi" w:hAnsiTheme="minorHAnsi" w:cstheme="minorBidi"/>
-          <w:b/>
-          <w:bCs/>
-          <w:kern w:val="2"/>
-          <w:sz w:val="22"/>
-          <w:szCs w:val="22"/>
-          <w:lang w:eastAsia="en-US"/>
-        </w:rPr>
-        <w:t>{{</w:t>
-      </w:r>
-      <w:proofErr w:type="spellStart"/>
-      <w:r>
-        <w:rPr>
-          <w:rFonts w:asciiTheme="minorHAnsi" w:eastAsiaTheme="minorHAnsi" w:hAnsiTheme="minorHAnsi" w:cstheme="minorBidi"/>
-          <w:b/>
-          <w:bCs/>
-          <w:kern w:val="2"/>
-          <w:sz w:val="22"/>
-          <w:szCs w:val="22"/>
-          <w:lang w:eastAsia="en-US"/>
-        </w:rPr>
-        <w:t>basvuru_sahibine_ait_arac_plakasi</w:t>
-      </w:r>
-      <w:proofErr w:type="spellEnd"/>
-      <w:r>
-        <w:rPr>
-          <w:rFonts w:asciiTheme="minorHAnsi" w:eastAsiaTheme="minorHAnsi" w:hAnsiTheme="minorHAnsi" w:cstheme="minorBidi"/>
-          <w:b/>
-          <w:bCs/>
-          <w:kern w:val="2"/>
-          <w:sz w:val="22"/>
-          <w:szCs w:val="22"/>
-          <w:lang w:eastAsia="en-US"/>
-        </w:rPr>
-        <w:t>}}</w:t>
-      </w:r>
-    </w:p>
-    <w:p>
-      <w:pPr>
-        <w:spacing w:after="160" w:line="259" w:lineRule="auto"/>
-        <w:rPr>
-          <w:rFonts w:asciiTheme="minorHAnsi" w:eastAsiaTheme="minorHAnsi" w:hAnsiTheme="minorHAnsi" w:cstheme="minorBidi"/>
-          <w:b/>
-          <w:bCs/>
-          <w:kern w:val="2"/>
-          <w:sz w:val="22"/>
-          <w:szCs w:val="22"/>
-          <w:lang w:eastAsia="en-US"/>
-        </w:rPr>
-      </w:pPr>
-      <w:r>
-        <w:rPr>
-          <w:rFonts w:asciiTheme="minorHAnsi" w:eastAsiaTheme="minorHAnsi" w:hAnsiTheme="minorHAnsi" w:cstheme="minorBidi"/>
-          <w:b/>
-          <w:bCs/>
-          <w:kern w:val="2"/>
-          <w:sz w:val="22"/>
-          <w:szCs w:val="22"/>
-          <w:lang w:eastAsia="en-US"/>
-        </w:rPr>
-        <w:t>{{</w:t>
-      </w:r>
-      <w:proofErr w:type="spellStart"/>
-      <w:r>
-        <w:rPr>
-          <w:rFonts w:asciiTheme="minorHAnsi" w:eastAsiaTheme="minorHAnsi" w:hAnsiTheme="minorHAnsi" w:cstheme="minorBidi"/>
-          <w:b/>
-          <w:bCs/>
-          <w:kern w:val="2"/>
-          <w:sz w:val="22"/>
-          <w:szCs w:val="22"/>
-          <w:lang w:eastAsia="en-US"/>
-        </w:rPr>
-        <w:t>bilirkişi_raporunda_tespit_edilen_deger_kaybi_tutari</w:t>
-      </w:r>
-      <w:proofErr w:type="spellEnd"/>
-      <w:r>
-        <w:rPr>
-          <w:rFonts w:asciiTheme="minorHAnsi" w:eastAsiaTheme="minorHAnsi" w:hAnsiTheme="minorHAnsi" w:cstheme="minorBidi"/>
-          <w:b/>
-          <w:bCs/>
-          <w:kern w:val="2"/>
-          <w:sz w:val="22"/>
-          <w:szCs w:val="22"/>
-          <w:lang w:eastAsia="en-US"/>
-        </w:rPr>
-        <w:t>}}</w:t>
-      </w:r>
-    </w:p>
-    <w:p>
-      <w:pPr>
-        <w:spacing w:after="160" w:line="259" w:lineRule="auto"/>
-        <w:rPr>
-          <w:rFonts w:asciiTheme="minorHAnsi" w:eastAsiaTheme="minorHAnsi" w:hAnsiTheme="minorHAnsi" w:cstheme="minorBidi"/>
-          <w:b/>
-          <w:bCs/>
-          <w:kern w:val="2"/>
-          <w:sz w:val="22"/>
-          <w:szCs w:val="22"/>
-          <w:lang w:eastAsia="en-US"/>
-        </w:rPr>
-      </w:pPr>
-      <w:r>
-        <w:rPr>
-          <w:rFonts w:asciiTheme="minorHAnsi" w:eastAsiaTheme="minorHAnsi" w:hAnsiTheme="minorHAnsi" w:cstheme="minorBidi"/>
-          <w:b/>
-          <w:bCs/>
-          <w:kern w:val="2"/>
-          <w:sz w:val="22"/>
-          <w:szCs w:val="22"/>
-          <w:lang w:eastAsia="en-US"/>
-        </w:rPr>
-        <w:t>{{</w:t>
-      </w:r>
-      <w:proofErr w:type="spellStart"/>
-      <w:r>
-        <w:rPr>
-          <w:rFonts w:asciiTheme="minorHAnsi" w:eastAsiaTheme="minorHAnsi" w:hAnsiTheme="minorHAnsi" w:cstheme="minorBidi"/>
-          <w:b/>
-          <w:bCs/>
-          <w:kern w:val="2"/>
-          <w:sz w:val="22"/>
-          <w:szCs w:val="22"/>
-          <w:lang w:eastAsia="en-US"/>
-        </w:rPr>
-        <w:t>davalı_sigorta_sirketi_unvani</w:t>
-      </w:r>
-      <w:proofErr w:type="spellEnd"/>
-      <w:r>
-        <w:rPr>
-          <w:rFonts w:asciiTheme="minorHAnsi" w:eastAsiaTheme="minorHAnsi" w:hAnsiTheme="minorHAnsi" w:cstheme="minorBidi"/>
-          <w:b/>
-          <w:bCs/>
-          <w:kern w:val="2"/>
-          <w:sz w:val="22"/>
-          <w:szCs w:val="22"/>
-          <w:lang w:eastAsia="en-US"/>
-        </w:rPr>
-        <w:t>}}</w:t>
-      </w:r>
-    </w:p>
-    <w:p>
-      <w:pPr>
-        <w:spacing w:before="120" w:after="120"/>
-        <w:jc w:val="both"/>
-        <w:rPr>
-          <w:b/>
-          <w:bCs/>
-        </w:rPr>
-      </w:pPr>
-      <w:r>
-        <w:rPr>
-          <w:b/>
-          <w:bCs/>
-        </w:rPr>
-        <w:t>{{</w:t>
-      </w:r>
-      <w:proofErr w:type="spellStart"/>
-      <w:r>
-        <w:rPr>
-          <w:b/>
-          <w:bCs/>
-        </w:rPr>
-        <w:t>davali_sigorta_sirketi_deger_kaybi_ödeme_tarihi</w:t>
-      </w:r>
-      <w:proofErr w:type="spellEnd"/>
-      <w:r>
-        <w:rPr>
-          <w:b/>
-          <w:bCs/>
-        </w:rPr>
-        <w:t>}}</w:t>
-      </w:r>
-      <w:r>
-        <w:rPr>
-          <w:highlight w:val="yellow"/>
-        </w:rPr>
-        <w:t xml:space="preserve"> </w:t>
-      </w:r>
-      <w:r>
-        <w:rPr>
-          <w:b/>
-          <w:bCs/>
-        </w:rPr>
-        <w:t>{{</w:t>
-      </w:r>
-      <w:proofErr w:type="spellStart"/>
-      <w:r>
-        <w:rPr>
-          <w:b/>
-          <w:bCs/>
-        </w:rPr>
-        <w:t>davali_sigorta_sirketi_deger_kaybi_ödeme_tutari</w:t>
-      </w:r>
-      <w:proofErr w:type="spellEnd"/>
-      <w:r>
-        <w:rPr>
-          <w:b/>
-          <w:bCs/>
-        </w:rPr>
-        <w:t>}}</w:t>
-      </w:r>
-    </w:p>
-    <w:p>
-      <w:pPr>
-        <w:spacing w:before="120" w:after="120"/>
-        <w:jc w:val="both"/>
-        <w:rPr>
-          <w:rFonts w:asciiTheme="minorHAnsi" w:eastAsiaTheme="minorHAnsi" w:hAnsiTheme="minorHAnsi" w:cstheme="minorBidi"/>
-          <w:b/>
-          <w:bCs/>
-          <w:kern w:val="2"/>
-          <w:sz w:val="22"/>
-          <w:szCs w:val="22"/>
-          <w:lang w:eastAsia="en-US"/>
-        </w:rPr>
-      </w:pPr>
-      <w:r>
-        <w:rPr>
-          <w:rFonts w:asciiTheme="minorHAnsi" w:eastAsiaTheme="minorHAnsi" w:hAnsiTheme="minorHAnsi" w:cstheme="minorBidi"/>
-          <w:b/>
-          <w:bCs/>
-          <w:kern w:val="2"/>
-          <w:sz w:val="22"/>
-          <w:szCs w:val="22"/>
-          <w:lang w:eastAsia="en-US"/>
-        </w:rPr>
-        <w:t>{{</w:t>
-      </w:r>
-      <w:proofErr w:type="spellStart"/>
-      <w:r>
-        <w:rPr>
-          <w:rFonts w:asciiTheme="minorHAnsi" w:eastAsiaTheme="minorHAnsi" w:hAnsiTheme="minorHAnsi" w:cstheme="minorBidi"/>
-          <w:b/>
-          <w:bCs/>
-          <w:kern w:val="2"/>
-          <w:sz w:val="22"/>
-          <w:szCs w:val="22"/>
-          <w:lang w:eastAsia="en-US"/>
-        </w:rPr>
-        <w:t>basvuru_sahibi_islah_tutari</w:t>
-      </w:r>
-      <w:proofErr w:type="spellEnd"/>
-      <w:r>
-        <w:rPr>
-          <w:rFonts w:asciiTheme="minorHAnsi" w:eastAsiaTheme="minorHAnsi" w:hAnsiTheme="minorHAnsi" w:cstheme="minorBidi"/>
-          <w:b/>
-          <w:bCs/>
-          <w:kern w:val="2"/>
-          <w:sz w:val="22"/>
-          <w:szCs w:val="22"/>
-          <w:lang w:eastAsia="en-US"/>
-        </w:rPr>
-        <w:t>}}</w:t>
-      </w:r>
-    </w:p>
-    <w:p>
-      <w:pPr>
-        <w:spacing w:before="120" w:after="120"/>
-        <w:jc w:val="both"/>
-        <w:rPr>
-          <w:rFonts w:asciiTheme="minorHAnsi" w:eastAsiaTheme="minorHAnsi" w:hAnsiTheme="minorHAnsi" w:cstheme="minorBidi"/>
-          <w:b/>
-          <w:bCs/>
-          <w:kern w:val="2"/>
-          <w:sz w:val="22"/>
-          <w:szCs w:val="22"/>
-          <w:lang w:eastAsia="en-US"/>
-        </w:rPr>
-      </w:pPr>
-      <w:r>
-        <w:rPr>
-          <w:rFonts w:asciiTheme="minorHAnsi" w:eastAsiaTheme="minorHAnsi" w:hAnsiTheme="minorHAnsi" w:cstheme="minorBidi"/>
-          <w:b/>
-          <w:bCs/>
-          <w:kern w:val="2"/>
-          <w:sz w:val="22"/>
-          <w:szCs w:val="22"/>
-          <w:lang w:eastAsia="en-US"/>
-        </w:rPr>
-        <w:t>{{</w:t>
-      </w:r>
-      <w:proofErr w:type="spellStart"/>
-      <w:r>
-        <w:rPr>
-          <w:rFonts w:asciiTheme="minorHAnsi" w:eastAsiaTheme="minorHAnsi" w:hAnsiTheme="minorHAnsi" w:cstheme="minorBidi"/>
-          <w:b/>
-          <w:bCs/>
-          <w:kern w:val="2"/>
-          <w:sz w:val="22"/>
-          <w:szCs w:val="22"/>
-          <w:lang w:eastAsia="en-US"/>
-        </w:rPr>
-        <w:t>hakem_tarafından_kabul_edilen_tutar</w:t>
-      </w:r>
-      <w:proofErr w:type="spellEnd"/>
-      <w:r>
-        <w:rPr>
-          <w:rFonts w:asciiTheme="minorHAnsi" w:eastAsiaTheme="minorHAnsi" w:hAnsiTheme="minorHAnsi" w:cstheme="minorBidi"/>
-          <w:b/>
-          <w:bCs/>
-          <w:kern w:val="2"/>
-          <w:sz w:val="22"/>
-          <w:szCs w:val="22"/>
-          <w:lang w:eastAsia="en-US"/>
-        </w:rPr>
-        <w:t>}}</w:t>
-      </w:r>
-    </w:p>
-    <w:p>
-      <w:pPr>
-        <w:spacing w:before="120" w:after="120"/>
-        <w:jc w:val="both"/>
-        <w:rPr>
-          <w:rFonts w:asciiTheme="minorHAnsi" w:eastAsiaTheme="minorHAnsi" w:hAnsiTheme="minorHAnsi" w:cstheme="minorBidi"/>
-          <w:b/>
-          <w:bCs/>
-          <w:kern w:val="2"/>
-          <w:sz w:val="22"/>
-          <w:szCs w:val="22"/>
-          <w:lang w:eastAsia="en-US"/>
-        </w:rPr>
-      </w:pPr>
-      <w:r>
-        <w:rPr>
-          <w:rFonts w:asciiTheme="minorHAnsi" w:eastAsiaTheme="minorHAnsi" w:hAnsiTheme="minorHAnsi" w:cstheme="minorBidi"/>
-          <w:b/>
-          <w:bCs/>
-          <w:kern w:val="2"/>
-          <w:sz w:val="22"/>
-          <w:szCs w:val="22"/>
-          <w:lang w:eastAsia="en-US"/>
-        </w:rPr>
-        <w:t>{{</w:t>
-      </w:r>
-      <w:proofErr w:type="spellStart"/>
-      <w:r>
-        <w:rPr>
-          <w:rFonts w:asciiTheme="minorHAnsi" w:eastAsiaTheme="minorHAnsi" w:hAnsiTheme="minorHAnsi" w:cstheme="minorBidi"/>
-          <w:b/>
-          <w:bCs/>
-          <w:kern w:val="2"/>
-          <w:sz w:val="22"/>
-          <w:szCs w:val="22"/>
-          <w:lang w:eastAsia="en-US"/>
-        </w:rPr>
-        <w:t>basvuru_sahibi_tarafından_talep_edilen_ekspertiz_ücreti</w:t>
-      </w:r>
-      <w:proofErr w:type="spellEnd"/>
-      <w:r>
-        <w:rPr>
-          <w:rFonts w:asciiTheme="minorHAnsi" w:eastAsiaTheme="minorHAnsi" w:hAnsiTheme="minorHAnsi" w:cstheme="minorBidi"/>
-          <w:b/>
-          <w:bCs/>
-          <w:kern w:val="2"/>
-          <w:sz w:val="22"/>
-          <w:szCs w:val="22"/>
-          <w:lang w:eastAsia="en-US"/>
-        </w:rPr>
-        <w:t>}}</w:t>
-      </w:r>
-    </w:p>
-    <w:p>
-      <w:pPr>
-        <w:spacing w:before="120" w:after="120"/>
-        <w:jc w:val="both"/>
-        <w:rPr>
-          <w:rFonts w:asciiTheme="minorHAnsi" w:eastAsiaTheme="minorHAnsi" w:hAnsiTheme="minorHAnsi" w:cstheme="minorBidi"/>
-          <w:b/>
-          <w:bCs/>
-          <w:kern w:val="2"/>
-          <w:sz w:val="22"/>
-          <w:szCs w:val="22"/>
-          <w:lang w:eastAsia="en-US"/>
-        </w:rPr>
-      </w:pPr>
-      <w:r>
-        <w:rPr>
-          <w:rFonts w:asciiTheme="minorHAnsi" w:eastAsiaTheme="minorHAnsi" w:hAnsiTheme="minorHAnsi" w:cstheme="minorBidi"/>
-          <w:b/>
-          <w:bCs/>
-          <w:kern w:val="2"/>
-          <w:sz w:val="22"/>
-          <w:szCs w:val="22"/>
-          <w:lang w:eastAsia="en-US"/>
-        </w:rPr>
-        <w:t>{{basvuru_sahibi_tarafindan_davali_sigorta_sirketine_yapilan_basvuri_tarihi}}</w:t>
-      </w:r>
-    </w:p>
-    <w:p>
-      <w:pPr>
-        <w:spacing w:before="120" w:after="120"/>
-        <w:jc w:val="both"/>
-        <w:rPr>
-          <w:rFonts w:asciiTheme="minorHAnsi" w:eastAsiaTheme="minorHAnsi" w:hAnsiTheme="minorHAnsi" w:cstheme="minorBidi"/>
-          <w:b/>
-          <w:bCs/>
-          <w:kern w:val="2"/>
-          <w:sz w:val="22"/>
-          <w:szCs w:val="22"/>
-          <w:lang w:eastAsia="en-US"/>
-        </w:rPr>
-      </w:pPr>
-      <w:r>
-        <w:rPr>
-          <w:rFonts w:asciiTheme="minorHAnsi" w:eastAsiaTheme="minorHAnsi" w:hAnsiTheme="minorHAnsi" w:cstheme="minorBidi"/>
-          <w:b/>
-          <w:bCs/>
-          <w:kern w:val="2"/>
-          <w:sz w:val="22"/>
-          <w:szCs w:val="22"/>
-          <w:lang w:eastAsia="en-US"/>
-        </w:rPr>
-        <w:t>{{</w:t>
-      </w:r>
-      <w:proofErr w:type="spellStart"/>
-      <w:r>
-        <w:rPr>
-          <w:rFonts w:asciiTheme="minorHAnsi" w:eastAsiaTheme="minorHAnsi" w:hAnsiTheme="minorHAnsi" w:cstheme="minorBidi"/>
-          <w:b/>
-          <w:bCs/>
-          <w:kern w:val="2"/>
-          <w:sz w:val="22"/>
-          <w:szCs w:val="22"/>
-          <w:lang w:eastAsia="en-US"/>
-        </w:rPr>
-        <w:t>hakem_tarafindan_kabul_edilen_faiz_baslangic_tarihi</w:t>
-      </w:r>
-      <w:proofErr w:type="spellEnd"/>
-      <w:r>
-        <w:rPr>
-          <w:rFonts w:asciiTheme="minorHAnsi" w:eastAsiaTheme="minorHAnsi" w:hAnsiTheme="minorHAnsi" w:cstheme="minorBidi"/>
-          <w:b/>
-          <w:bCs/>
-          <w:kern w:val="2"/>
-          <w:sz w:val="22"/>
-          <w:szCs w:val="22"/>
-          <w:lang w:eastAsia="en-US"/>
-        </w:rPr>
-        <w:t>}}</w:t>
-      </w:r>
-    </w:p>
-    <w:p>
-      <w:pPr>
-        <w:spacing w:before="120" w:after="120"/>
-        <w:jc w:val="both"/>
-        <w:rPr>
-          <w:rFonts w:asciiTheme="minorHAnsi" w:eastAsiaTheme="minorHAnsi" w:hAnsiTheme="minorHAnsi" w:cstheme="minorBidi"/>
-          <w:b/>
-          <w:bCs/>
-          <w:kern w:val="2"/>
-          <w:sz w:val="22"/>
-          <w:szCs w:val="22"/>
-          <w:lang w:eastAsia="en-US"/>
-        </w:rPr>
-      </w:pPr>
-      <w:r>
-        <w:rPr>
-          <w:rFonts w:asciiTheme="minorHAnsi" w:eastAsiaTheme="minorHAnsi" w:hAnsiTheme="minorHAnsi" w:cstheme="minorBidi"/>
-          <w:b/>
-          <w:bCs/>
-          <w:kern w:val="2"/>
-          <w:sz w:val="22"/>
-          <w:szCs w:val="22"/>
-          <w:lang w:eastAsia="en-US"/>
-        </w:rPr>
-        <w:t>{{</w:t>
-      </w:r>
-      <w:proofErr w:type="spellStart"/>
       <w:r>
         <w:rPr>
           <w:rFonts w:asciiTheme="minorHAnsi" w:eastAsiaTheme="minorHAnsi" w:hAnsiTheme="minorHAnsi" w:cstheme="minorBidi"/>
@@ -2249,7 +1668,6 @@
         </w:rPr>
         <w:t>davali_sigorta_sirketi_tarafından_odenen_asıl_alacak</w:t>
       </w:r>
-      <w:proofErr w:type="spellEnd"/>
       <w:r>
         <w:rPr>
           <w:rFonts w:asciiTheme="minorHAnsi" w:eastAsiaTheme="minorHAnsi" w:hAnsiTheme="minorHAnsi" w:cstheme="minorBidi"/>
